--- a/fuentes/CF1_21720210_DU.docx
+++ b/fuentes/CF1_21720210_DU.docx
@@ -310,7 +310,7 @@
                 <v:stroke joinstyle="miter"/>
                 <v:path gradientshapeok="t" o:connecttype="rect"/>
               </v:shapetype>
-              <v:shape id="Cuadro de texto 2" o:spid="_x0000_s1026" type="#_x0000_t202" alt="&quot;&quot;" style="position:absolute;left:0;text-align:left;margin-left:-22.55pt;margin-top:33.4pt;width:557.2pt;height:109.6pt;z-index:251663360;visibility:visible;mso-wrap-style:square;mso-width-percent:0;mso-height-percent:0;mso-wrap-distance-left:9pt;mso-wrap-distance-top:3.6pt;mso-wrap-distance-right:9pt;mso-wrap-distance-bottom:3.6pt;mso-position-horizontal:absolute;mso-position-horizontal-relative:text;mso-position-vertical:absolute;mso-position-vertical-relative:text;mso-width-percent:0;mso-height-percent:0;mso-width-relative:margin;mso-height-relative:margin;v-text-anchor:top" o:gfxdata="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" filled="f" stroked="f">
+              <v:shape id="Cuadro de texto 2" o:spid="_x0000_s1026" type="#_x0000_t202" alt="&quot;&quot;" style="position:absolute;left:0;text-align:left;margin-left:-22.55pt;margin-top:33.4pt;width:557.2pt;height:109.6pt;z-index:251663360;visibility:visible;mso-wrap-style:square;mso-width-percent:0;mso-height-percent:0;mso-wrap-distance-left:9pt;mso-wrap-distance-top:3.6pt;mso-wrap-distance-right:9pt;mso-wrap-distance-bottom:3.6pt;mso-position-horizontal:absolute;mso-position-horizontal-relative:text;mso-position-vertical:absolute;mso-position-vertical-relative:text;mso-width-percent:0;mso-height-percent:0;mso-width-relative:margin;mso-height-relative:margin;v-text-anchor:top" o:gfxdata="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" filled="f" stroked="f">
                 <v:textbox>
                   <w:txbxContent>
                     <w:p>
@@ -435,12 +435,15 @@
       <w:r>
         <w:t xml:space="preserve">rtificial, destacando su historia, los flujos de procesos y los diferentes tipos de aprendizaje. Asimismo, explora sus aplicaciones en la vida cotidiana, como los </w:t>
       </w:r>
+      <w:proofErr w:type="spellStart"/>
       <w:r>
         <w:rPr>
           <w:rStyle w:val="Extranjerismo"/>
+          <w:lang w:val="es-CO"/>
         </w:rPr>
         <w:t>chatbots</w:t>
       </w:r>
+      <w:proofErr w:type="spellEnd"/>
       <w:r>
         <w:t xml:space="preserve"> y asistentes virtuales, e incorpora una reflexión sobre los principios éticos y los retos sociales que plantea su uso. También incluye ejemplos prácticos de automatización con </w:t>
       </w:r>
@@ -2055,15 +2058,18 @@
       </w:r>
     </w:p>
     <w:p>
+      <w:pPr>
+        <w:jc w:val="center"/>
+      </w:pPr>
       <w:r>
         <w:rPr>
           <w:noProof/>
         </w:rPr>
         <w:drawing>
-          <wp:inline distT="0" distB="0" distL="0" distR="0" wp14:anchorId="644EBE3C" wp14:editId="23CEA24B">
-            <wp:extent cx="5622878" cy="3164420"/>
-            <wp:effectExtent l="0" t="0" r="0" b="0"/>
-            <wp:docPr id="1434382835" name="Imagen 3">
+          <wp:inline distT="0" distB="0" distL="0" distR="0" wp14:anchorId="137EB267" wp14:editId="28628690">
+            <wp:extent cx="5554639" cy="3124346"/>
+            <wp:effectExtent l="0" t="0" r="8255" b="0"/>
+            <wp:docPr id="1102587143" name="Imagen 3">
               <a:extLst xmlns:a="http://schemas.openxmlformats.org/drawingml/2006/main">
                 <a:ext uri="{C183D7F6-B498-43B3-948B-1728B52AA6E4}">
                   <adec:decorative xmlns:adec="http://schemas.microsoft.com/office/drawing/2017/decorative" val="1"/>
@@ -2077,7 +2083,7 @@
               <a:graphicData uri="http://schemas.openxmlformats.org/drawingml/2006/picture">
                 <pic:pic xmlns:pic="http://schemas.openxmlformats.org/drawingml/2006/picture">
                   <pic:nvPicPr>
-                    <pic:cNvPr id="1434382835" name="Imagen 3">
+                    <pic:cNvPr id="1102587143" name="Imagen 3">
                       <a:extLst>
                         <a:ext uri="{C183D7F6-B498-43B3-948B-1728B52AA6E4}">
                           <adec:decorative xmlns:adec="http://schemas.microsoft.com/office/drawing/2017/decorative" val="1"/>
@@ -2104,7 +2110,7 @@
                   <pic:spPr bwMode="auto">
                     <a:xfrm>
                       <a:off x="0" y="0"/>
-                      <a:ext cx="5654379" cy="3182148"/>
+                      <a:ext cx="5559946" cy="3127331"/>
                     </a:xfrm>
                     <a:prstGeom prst="rect">
                       <a:avLst/>
@@ -3185,9 +3191,9 @@
       </w:r>
       <w:r>
         <w:rPr>
-          <w:rStyle w:val="Extranjerismo"/>
-          <w:b/>
-          <w:bCs/>
+          <w:b/>
+          <w:bCs/>
+          <w:lang w:val="es-419" w:eastAsia="es-CO"/>
         </w:rPr>
         <w:t>Machine Learning</w:t>
       </w:r>
@@ -4101,7 +4107,25 @@
         <w:rPr>
           <w:rStyle w:val="Extranjerismo"/>
         </w:rPr>
-        <w:t>Big Data</w:t>
+        <w:t>b</w:t>
+      </w:r>
+      <w:r>
+        <w:rPr>
+          <w:rStyle w:val="Extranjerismo"/>
+        </w:rPr>
+        <w:t xml:space="preserve">ig </w:t>
+      </w:r>
+      <w:r>
+        <w:rPr>
+          <w:rStyle w:val="Extranjerismo"/>
+        </w:rPr>
+        <w:t>d</w:t>
+      </w:r>
+      <w:r>
+        <w:rPr>
+          <w:rStyle w:val="Extranjerismo"/>
+        </w:rPr>
+        <w:t>ata</w:t>
       </w:r>
       <w:r>
         <w:rPr>
@@ -4514,6 +4538,7 @@
       <w:r>
         <w:rPr>
           <w:rStyle w:val="Extranjerismo"/>
+          <w:lang w:val="es-CO"/>
         </w:rPr>
         <w:t>trading</w:t>
       </w:r>
@@ -5104,18 +5129,22 @@
             <w:r>
               <w:rPr>
                 <w:rStyle w:val="Extranjerismo"/>
+                <w:lang w:val="es-CO"/>
               </w:rPr>
               <w:t>smartphones</w:t>
             </w:r>
             <w:r>
               <w:t xml:space="preserve">; </w:t>
             </w:r>
+            <w:proofErr w:type="spellStart"/>
             <w:r>
               <w:rPr>
                 <w:rStyle w:val="Extranjerismo"/>
+                <w:lang w:val="es-CO"/>
               </w:rPr>
               <w:t>chatbots</w:t>
             </w:r>
+            <w:proofErr w:type="spellEnd"/>
             <w:r>
               <w:t xml:space="preserve"> que simulan conversación.</w:t>
             </w:r>
@@ -5324,6 +5353,7 @@
             <w:r>
               <w:rPr>
                 <w:rStyle w:val="Extranjerismo"/>
+                <w:lang w:val="es-CO"/>
               </w:rPr>
               <w:t>spam</w:t>
             </w:r>
@@ -5333,6 +5363,7 @@
             <w:r>
               <w:rPr>
                 <w:rStyle w:val="Extranjerismo"/>
+                <w:lang w:val="es-CO"/>
               </w:rPr>
               <w:t>spam</w:t>
             </w:r>
@@ -5539,15 +5570,23 @@
             <w:pPr>
               <w:pStyle w:val="TextoTablas"/>
             </w:pPr>
-            <w:r>
-              <w:t xml:space="preserve">ChatGPT, Siri, Alexa; </w:t>
-            </w:r>
+            <w:proofErr w:type="spellStart"/>
+            <w:r>
+              <w:t>ChatGPT</w:t>
+            </w:r>
+            <w:proofErr w:type="spellEnd"/>
+            <w:r>
+              <w:t xml:space="preserve">, Siri, Alexa; </w:t>
+            </w:r>
+            <w:proofErr w:type="spellStart"/>
             <w:r>
               <w:rPr>
                 <w:rStyle w:val="Extranjerismo"/>
+                <w:lang w:val="es-CO"/>
               </w:rPr>
               <w:t>chatbots</w:t>
             </w:r>
+            <w:proofErr w:type="spellEnd"/>
             <w:r>
               <w:t xml:space="preserve"> en atención al cliente; traducción automática en tiempo real.</w:t>
             </w:r>
@@ -5793,27 +5832,40 @@
         </w:rPr>
         <w:t xml:space="preserve">La Inteligencia Artificial (IA) desempeña un papel clave en el procesamiento de datos, ya que convierte grandes volúmenes de información en conocimiento útil para la toma de decisiones. En la era del </w:t>
       </w:r>
+      <w:proofErr w:type="spellStart"/>
       <w:r>
         <w:rPr>
           <w:rStyle w:val="Extranjerismo"/>
+          <w:lang w:val="es-CO"/>
         </w:rPr>
         <w:t>b</w:t>
       </w:r>
       <w:r>
         <w:rPr>
           <w:rStyle w:val="Extranjerismo"/>
-        </w:rPr>
-        <w:t xml:space="preserve">ig </w:t>
-      </w:r>
+          <w:lang w:val="es-CO"/>
+        </w:rPr>
+        <w:t>ig</w:t>
+      </w:r>
+      <w:proofErr w:type="spellEnd"/>
       <w:r>
         <w:rPr>
           <w:rStyle w:val="Extranjerismo"/>
+          <w:lang w:val="es-CO"/>
+        </w:rPr>
+        <w:t xml:space="preserve"> </w:t>
+      </w:r>
+      <w:r>
+        <w:rPr>
+          <w:rStyle w:val="Extranjerismo"/>
+          <w:lang w:val="es-CO"/>
         </w:rPr>
         <w:t>d</w:t>
       </w:r>
       <w:r>
         <w:rPr>
           <w:rStyle w:val="Extranjerismo"/>
+          <w:lang w:val="es-CO"/>
         </w:rPr>
         <w:t>ata</w:t>
       </w:r>
@@ -7902,19 +7954,7 @@
         <w:rPr>
           <w:lang w:val="es-419" w:eastAsia="es-CO"/>
         </w:rPr>
-        <w:t>Se invita a explorar e</w:t>
-      </w:r>
-      <w:r>
-        <w:rPr>
-          <w:lang w:val="es-419" w:eastAsia="es-CO"/>
-        </w:rPr>
-        <w:t>l</w:t>
-      </w:r>
-      <w:r>
-        <w:rPr>
-          <w:lang w:val="es-419" w:eastAsia="es-CO"/>
-        </w:rPr>
-        <w:t xml:space="preserve"> siguiente video.</w:t>
+        <w:t>Se invita a explorar en siguiente video.</w:t>
       </w:r>
       <w:r>
         <w:rPr>
@@ -8900,870 +8940,13 @@
         <w:rPr>
           <w:lang w:val="es-419" w:eastAsia="es-CO"/>
         </w:rPr>
-        <w:t>Se invita a explorar e</w:t>
-      </w:r>
-      <w:r>
-        <w:rPr>
-          <w:lang w:val="es-419" w:eastAsia="es-CO"/>
-        </w:rPr>
-        <w:t>l</w:t>
-      </w:r>
-      <w:r>
-        <w:rPr>
-          <w:lang w:val="es-419" w:eastAsia="es-CO"/>
-        </w:rPr>
-        <w:t xml:space="preserve"> siguiente video</w:t>
+        <w:t>Se invita a explorar en siguiente video</w:t>
       </w:r>
       <w:r>
         <w:rPr>
           <w:lang w:val="es-419" w:eastAsia="es-CO"/>
         </w:rPr>
         <w:t xml:space="preserve">. </w:t>
-      </w:r>
-      <w:r>
-        <w:fldChar w:fldCharType="begin"/>
-      </w:r>
-      <w:r>
-        <w:instrText>HYPERLINK "https://www.youtube.com/watch?v=JMJTZUpSXvE"</w:instrText>
-      </w:r>
-      <w:r>
-        <w:fldChar w:fldCharType="separate"/>
-      </w:r>
-      <w:r>
-        <w:rPr>
-          <w:rStyle w:val="Hipervnculo"/>
-          <w:lang w:val="es-419" w:eastAsia="es-CO"/>
-        </w:rPr>
-        <w:t>Ir al sitio</w:t>
-      </w:r>
-      <w:r>
-        <w:fldChar w:fldCharType="end"/>
-      </w:r>
-      <w:r>
-        <w:rPr>
-          <w:lang w:val="es-419" w:eastAsia="es-CO"/>
-        </w:rPr>
-        <w:t xml:space="preserve">. </w:t>
-      </w:r>
-    </w:p>
-    <w:p>
-      <w:pPr>
-        <w:rPr>
-          <w:b/>
-          <w:bCs/>
-          <w:lang w:val="es-419" w:eastAsia="es-CO"/>
-        </w:rPr>
-      </w:pPr>
-      <w:r>
-        <w:rPr>
-          <w:b/>
-          <w:bCs/>
-          <w:lang w:val="es-419" w:eastAsia="es-CO"/>
-        </w:rPr>
-        <w:t>Ejemplo 2:</w:t>
-      </w:r>
-    </w:p>
-    <w:p>
-      <w:pPr>
-        <w:rPr>
-          <w:lang w:val="es-419" w:eastAsia="es-CO"/>
-        </w:rPr>
-      </w:pPr>
-      <w:r>
-        <w:rPr>
-          <w:lang w:val="es-419" w:eastAsia="es-CO"/>
-        </w:rPr>
-        <w:t>Google Apps Script es una plataforma bajo código que permite automatizar tareas y crear soluciones personalizadas integradas con Google Workspace usando un lenguaje basado en JavaScript. Facilita la integración y automatización entre productos Google como Gmail, Drive, Sheets, Calendar y más, sin necesidad de ser un desarrollador profesional.</w:t>
-      </w:r>
-    </w:p>
-    <w:p>
-      <w:pPr>
-        <w:rPr>
-          <w:b/>
-          <w:bCs/>
-          <w:lang w:val="es-419" w:eastAsia="es-CO"/>
-        </w:rPr>
-      </w:pPr>
-      <w:r>
-        <w:rPr>
-          <w:b/>
-          <w:bCs/>
-          <w:lang w:val="es-419" w:eastAsia="es-CO"/>
-        </w:rPr>
-        <w:lastRenderedPageBreak/>
-        <w:t xml:space="preserve">Automatiza Google Sheets con Apps Script + ChatGPT | Sin Saber Macros </w:t>
-      </w:r>
-    </w:p>
-    <w:p>
-      <w:pPr>
-        <w:rPr>
-          <w:lang w:val="es-419" w:eastAsia="es-CO"/>
-        </w:rPr>
-      </w:pPr>
-      <w:r>
-        <w:rPr>
-          <w:lang w:val="es-419" w:eastAsia="es-CO"/>
-        </w:rPr>
-        <w:t>Se invita a explorar e</w:t>
-      </w:r>
-      <w:r>
-        <w:rPr>
-          <w:lang w:val="es-419" w:eastAsia="es-CO"/>
-        </w:rPr>
-        <w:t>l</w:t>
-      </w:r>
-      <w:r>
-        <w:rPr>
-          <w:lang w:val="es-419" w:eastAsia="es-CO"/>
-        </w:rPr>
-        <w:t xml:space="preserve"> siguiente video</w:t>
-      </w:r>
-      <w:r>
-        <w:rPr>
-          <w:lang w:val="es-419" w:eastAsia="es-CO"/>
-        </w:rPr>
-        <w:t xml:space="preserve">. </w:t>
-      </w:r>
-      <w:r>
-        <w:fldChar w:fldCharType="begin"/>
-      </w:r>
-      <w:r>
-        <w:instrText>HYPERLINK "https://www.youtube.com/watch?v=_-avlqxDgXM"</w:instrText>
-      </w:r>
-      <w:r>
-        <w:fldChar w:fldCharType="separate"/>
-      </w:r>
-      <w:r>
-        <w:rPr>
-          <w:rStyle w:val="Hipervnculo"/>
-          <w:lang w:val="es-419" w:eastAsia="es-CO"/>
-        </w:rPr>
-        <w:t>Ir al sitio</w:t>
-      </w:r>
-      <w:r>
-        <w:fldChar w:fldCharType="end"/>
-      </w:r>
-      <w:r>
-        <w:rPr>
-          <w:lang w:val="es-419" w:eastAsia="es-CO"/>
-        </w:rPr>
-        <w:t>.</w:t>
-      </w:r>
-    </w:p>
-    <w:p>
-      <w:pPr>
-        <w:rPr>
-          <w:lang w:val="es-419" w:eastAsia="es-CO"/>
-        </w:rPr>
-      </w:pPr>
-    </w:p>
-    <w:p>
-      <w:pPr>
-        <w:rPr>
-          <w:lang w:val="es-419" w:eastAsia="es-CO"/>
-        </w:rPr>
-      </w:pPr>
-    </w:p>
-    <w:p>
-      <w:pPr>
-        <w:rPr>
-          <w:lang w:val="es-419" w:eastAsia="es-CO"/>
-        </w:rPr>
-      </w:pPr>
-    </w:p>
-    <w:p>
-      <w:pPr>
-        <w:rPr>
-          <w:lang w:val="es-419" w:eastAsia="es-CO"/>
-        </w:rPr>
-      </w:pPr>
-    </w:p>
-    <w:p>
-      <w:pPr>
-        <w:rPr>
-          <w:lang w:val="es-419" w:eastAsia="es-CO"/>
-        </w:rPr>
-      </w:pPr>
-    </w:p>
-    <w:p>
-      <w:pPr>
-        <w:rPr>
-          <w:lang w:val="es-419" w:eastAsia="es-CO"/>
-        </w:rPr>
-      </w:pPr>
-    </w:p>
-    <w:p>
-      <w:pPr>
-        <w:rPr>
-          <w:lang w:val="es-419" w:eastAsia="es-CO"/>
-        </w:rPr>
-      </w:pPr>
-    </w:p>
-    <w:p>
-      <w:pPr>
-        <w:rPr>
-          <w:lang w:val="es-419" w:eastAsia="es-CO"/>
-        </w:rPr>
-      </w:pPr>
-    </w:p>
-    <w:p>
-      <w:pPr>
-        <w:rPr>
-          <w:lang w:val="es-419" w:eastAsia="es-CO"/>
-        </w:rPr>
-      </w:pPr>
-    </w:p>
-    <w:p>
-      <w:pPr>
-        <w:rPr>
-          <w:lang w:val="es-419" w:eastAsia="es-CO"/>
-        </w:rPr>
-      </w:pPr>
-    </w:p>
-    <w:p>
-      <w:pPr>
-        <w:rPr>
-          <w:lang w:val="es-419" w:eastAsia="es-CO"/>
-        </w:rPr>
-      </w:pPr>
-    </w:p>
-    <w:p>
-      <w:pPr>
-        <w:rPr>
-          <w:lang w:val="es-419" w:eastAsia="es-CO"/>
-        </w:rPr>
-      </w:pPr>
-    </w:p>
-    <w:p>
-      <w:pPr>
-        <w:rPr>
-          <w:lang w:val="es-419" w:eastAsia="es-CO"/>
-        </w:rPr>
-      </w:pPr>
-    </w:p>
-    <w:p>
-      <w:pPr>
-        <w:rPr>
-          <w:lang w:val="es-419" w:eastAsia="es-CO"/>
-        </w:rPr>
-      </w:pPr>
-    </w:p>
-    <w:p>
-      <w:pPr>
-        <w:rPr>
-          <w:lang w:val="es-419" w:eastAsia="es-CO"/>
-        </w:rPr>
-      </w:pPr>
-    </w:p>
-    <w:p>
-      <w:pPr>
-        <w:rPr>
-          <w:lang w:val="es-419" w:eastAsia="es-CO"/>
-        </w:rPr>
-      </w:pPr>
-    </w:p>
-    <w:p>
-      <w:pPr>
-        <w:rPr>
-          <w:lang w:val="es-419" w:eastAsia="es-CO"/>
-        </w:rPr>
-      </w:pPr>
-    </w:p>
-    <w:p>
-      <w:pPr>
-        <w:pStyle w:val="Ttulo1"/>
-      </w:pPr>
-      <w:bookmarkStart w:id="15" w:name="_Toc213958749"/>
-      <w:r>
-        <w:lastRenderedPageBreak/>
-        <w:t>Procesos automatizados (informaciones no estructuradas, capas, lógica de tareas, toma de decisiones autónomas)</w:t>
-      </w:r>
-      <w:bookmarkEnd w:id="15"/>
-    </w:p>
-    <w:p>
-      <w:pPr>
-        <w:rPr>
-          <w:lang w:val="es-419" w:eastAsia="es-CO"/>
-        </w:rPr>
-      </w:pPr>
-      <w:r>
-        <w:rPr>
-          <w:lang w:val="es-419" w:eastAsia="es-CO"/>
-        </w:rPr>
-        <w:t>Los procesos automatizados en inteligencia artificial permiten que los sistemas trabajen de forma autónoma con información no estructurada, utilizando diferentes capas y lógicas de tareas para tomar decisiones sin intervención humana directa.</w:t>
-      </w:r>
-    </w:p>
-    <w:p>
-      <w:pPr>
-        <w:rPr>
-          <w:lang w:val="es-419" w:eastAsia="es-CO"/>
-        </w:rPr>
-      </w:pPr>
-      <w:r>
-        <w:rPr>
-          <w:lang w:val="es-419" w:eastAsia="es-CO"/>
-        </w:rPr>
-        <w:t xml:space="preserve">La </w:t>
-      </w:r>
-      <w:r>
-        <w:rPr>
-          <w:b/>
-          <w:bCs/>
-          <w:lang w:val="es-419" w:eastAsia="es-CO"/>
-        </w:rPr>
-        <w:t>información no estructurada</w:t>
-      </w:r>
-      <w:r>
-        <w:rPr>
-          <w:lang w:val="es-419" w:eastAsia="es-CO"/>
-        </w:rPr>
-        <w:t xml:space="preserve"> incluye datos que no siguen un formato fijo, como textos, imágenes, vídeos, grabaciones de voz y documentos digitales. La inteligencia artificial utiliza técnicas como el procesamiento del lenguaje natural (</w:t>
-      </w:r>
-      <w:r>
-        <w:t>NLP</w:t>
-      </w:r>
-      <w:r>
-        <w:rPr>
-          <w:lang w:val="es-419" w:eastAsia="es-CO"/>
-        </w:rPr>
-        <w:t>), la visión computarizada y el reconocimiento de voz para analizar y extraer valor de estos datos, habilitando aplicaciones como análisis de sentimientos, detección de objetos e identificación de patrones complejos.</w:t>
-      </w:r>
-    </w:p>
-    <w:p>
-      <w:pPr>
-        <w:rPr>
-          <w:lang w:val="es-419" w:eastAsia="es-CO"/>
-        </w:rPr>
-      </w:pPr>
-      <w:r>
-        <w:rPr>
-          <w:lang w:val="es-419" w:eastAsia="es-CO"/>
-        </w:rPr>
-        <w:t>Los procesos automatizados por IA suelen estar estructurados en diversas capas que trabajan juntas para lograr la autonomía y la eficiencia:</w:t>
-      </w:r>
-    </w:p>
-    <w:p>
-      <w:pPr>
-        <w:pStyle w:val="Prrafodelista"/>
-        <w:numPr>
-          <w:ilvl w:val="0"/>
-          <w:numId w:val="16"/>
-        </w:numPr>
-        <w:rPr>
-          <w:b/>
-          <w:bCs/>
-          <w:lang w:val="es-419" w:eastAsia="es-CO"/>
-        </w:rPr>
-      </w:pPr>
-      <w:r>
-        <w:rPr>
-          <w:b/>
-          <w:bCs/>
-          <w:lang w:val="es-419" w:eastAsia="es-CO"/>
-        </w:rPr>
-        <w:t>Capa de entrada y comprensión:</w:t>
-      </w:r>
-    </w:p>
-    <w:p>
-      <w:pPr>
-        <w:pStyle w:val="Prrafodelista"/>
-        <w:ind w:left="1429" w:firstLine="0"/>
-        <w:rPr>
-          <w:lang w:val="es-419" w:eastAsia="es-CO"/>
-        </w:rPr>
-      </w:pPr>
-      <w:r>
-        <w:rPr>
-          <w:lang w:val="es-419" w:eastAsia="es-CO"/>
-        </w:rPr>
-        <w:t>Recibe datos no estructurados y los procesa utilizando IA para extraer información relevante.</w:t>
-      </w:r>
-    </w:p>
-    <w:p>
-      <w:pPr>
-        <w:pStyle w:val="Prrafodelista"/>
-        <w:numPr>
-          <w:ilvl w:val="0"/>
-          <w:numId w:val="16"/>
-        </w:numPr>
-        <w:rPr>
-          <w:b/>
-          <w:bCs/>
-          <w:lang w:val="es-419" w:eastAsia="es-CO"/>
-        </w:rPr>
-      </w:pPr>
-      <w:r>
-        <w:rPr>
-          <w:b/>
-          <w:bCs/>
-          <w:lang w:val="es-419" w:eastAsia="es-CO"/>
-        </w:rPr>
-        <w:t>Capa de procesamiento:</w:t>
-      </w:r>
-    </w:p>
-    <w:p>
-      <w:pPr>
-        <w:pStyle w:val="Prrafodelista"/>
-        <w:ind w:left="1429" w:firstLine="0"/>
-        <w:rPr>
-          <w:lang w:val="es-419" w:eastAsia="es-CO"/>
-        </w:rPr>
-      </w:pPr>
-      <w:r>
-        <w:rPr>
-          <w:lang w:val="es-419" w:eastAsia="es-CO"/>
-        </w:rPr>
-        <w:t>Aplica algoritmos de aprendizaje automático o reglas definidas para analizar y clasificar la información.</w:t>
-      </w:r>
-    </w:p>
-    <w:p>
-      <w:pPr>
-        <w:pStyle w:val="Prrafodelista"/>
-        <w:numPr>
-          <w:ilvl w:val="0"/>
-          <w:numId w:val="16"/>
-        </w:numPr>
-        <w:rPr>
-          <w:b/>
-          <w:bCs/>
-          <w:lang w:val="es-419" w:eastAsia="es-CO"/>
-        </w:rPr>
-      </w:pPr>
-      <w:r>
-        <w:rPr>
-          <w:b/>
-          <w:bCs/>
-          <w:lang w:val="es-419" w:eastAsia="es-CO"/>
-        </w:rPr>
-        <w:t>Capa de decisión:</w:t>
-      </w:r>
-    </w:p>
-    <w:p>
-      <w:pPr>
-        <w:pStyle w:val="Prrafodelista"/>
-        <w:ind w:left="1429" w:firstLine="0"/>
-        <w:rPr>
-          <w:lang w:val="es-419" w:eastAsia="es-CO"/>
-        </w:rPr>
-      </w:pPr>
-      <w:r>
-        <w:rPr>
-          <w:lang w:val="es-419" w:eastAsia="es-CO"/>
-        </w:rPr>
-        <w:t>Determina acciones basadas en la lógica de reglas, modelos predictivos o sistemas híbridos.</w:t>
-      </w:r>
-    </w:p>
-    <w:p>
-      <w:pPr>
-        <w:pStyle w:val="Prrafodelista"/>
-        <w:ind w:left="1429" w:firstLine="0"/>
-        <w:rPr>
-          <w:lang w:val="es-419" w:eastAsia="es-CO"/>
-        </w:rPr>
-      </w:pPr>
-    </w:p>
-    <w:p>
-      <w:pPr>
-        <w:pStyle w:val="Prrafodelista"/>
-        <w:ind w:left="1429" w:firstLine="0"/>
-        <w:rPr>
-          <w:lang w:val="es-419" w:eastAsia="es-CO"/>
-        </w:rPr>
-      </w:pPr>
-    </w:p>
-    <w:p>
-      <w:pPr>
-        <w:pStyle w:val="Prrafodelista"/>
-        <w:numPr>
-          <w:ilvl w:val="0"/>
-          <w:numId w:val="16"/>
-        </w:numPr>
-        <w:rPr>
-          <w:b/>
-          <w:bCs/>
-          <w:lang w:val="es-419" w:eastAsia="es-CO"/>
-        </w:rPr>
-      </w:pPr>
-      <w:r>
-        <w:rPr>
-          <w:b/>
-          <w:bCs/>
-          <w:lang w:val="es-419" w:eastAsia="es-CO"/>
-        </w:rPr>
-        <w:lastRenderedPageBreak/>
-        <w:t>Capa de ejecución:</w:t>
-      </w:r>
-    </w:p>
-    <w:p>
-      <w:pPr>
-        <w:pStyle w:val="Prrafodelista"/>
-        <w:ind w:left="1429" w:firstLine="0"/>
-        <w:rPr>
-          <w:lang w:val="es-419" w:eastAsia="es-CO"/>
-        </w:rPr>
-      </w:pPr>
-      <w:r>
-        <w:rPr>
-          <w:lang w:val="es-419" w:eastAsia="es-CO"/>
-        </w:rPr>
-        <w:t xml:space="preserve">Implementa las acciones decididas, como enviar alertas, generar informes o activar </w:t>
-      </w:r>
-      <w:r>
-        <w:rPr>
-          <w:rStyle w:val="Extranjerismo"/>
-          <w:lang w:val="es-419" w:eastAsia="es-CO"/>
-        </w:rPr>
-        <w:t>bots</w:t>
-      </w:r>
-      <w:r>
-        <w:rPr>
-          <w:lang w:val="es-419" w:eastAsia="es-CO"/>
-        </w:rPr>
-        <w:t xml:space="preserve"> automáticos.</w:t>
-      </w:r>
-    </w:p>
-    <w:p>
-      <w:pPr>
-        <w:rPr>
-          <w:lang w:val="es-419" w:eastAsia="es-CO"/>
-        </w:rPr>
-      </w:pPr>
-      <w:r>
-        <w:rPr>
-          <w:lang w:val="es-419" w:eastAsia="es-CO"/>
-        </w:rPr>
-        <w:t>La automatización implica la creación de una lógica de tareas bien definida, que puede incluir reglas explícitas, flujos de decisión y modelos predictivos entrenados con datos históricos. Un sistema de IA puede clasificar la información, procesar solicitudes, validar documentos y asignar prioridades de ejecución.</w:t>
-      </w:r>
-    </w:p>
-    <w:p>
-      <w:pPr>
-        <w:rPr>
-          <w:lang w:val="es-419" w:eastAsia="es-CO"/>
-        </w:rPr>
-      </w:pPr>
-      <w:r>
-        <w:rPr>
-          <w:lang w:val="es-419" w:eastAsia="es-CO"/>
-        </w:rPr>
-        <w:t>En sistemas complejos, la lógica puede incorporar aprendizaje automático para adaptar las tareas según nuevos datos o resultados, permitiendo que el sistema evolucione y mejore su desempeño a lo largo del tiempo.</w:t>
-      </w:r>
-    </w:p>
-    <w:p>
-      <w:pPr>
-        <w:rPr>
-          <w:lang w:val="es-419" w:eastAsia="es-CO"/>
-        </w:rPr>
-      </w:pPr>
-      <w:r>
-        <w:rPr>
-          <w:lang w:val="es-419" w:eastAsia="es-CO"/>
-        </w:rPr>
-        <w:t>Un aspecto clave de estos procesos es la toma de decisiones autónomas. Los agentes inteligentes priorizan objetivos, desglosan tareas en subtareas y seleccionan la mejor acción según criterios como urgencia y recursos disponibles.</w:t>
-      </w:r>
-    </w:p>
-    <w:p>
-      <w:pPr>
-        <w:rPr>
-          <w:lang w:val="es-419" w:eastAsia="es-CO"/>
-        </w:rPr>
-      </w:pPr>
-      <w:r>
-        <w:rPr>
-          <w:lang w:val="es-419" w:eastAsia="es-CO"/>
-        </w:rPr>
-        <w:t>Estas decisiones pueden estar gobernadas por:</w:t>
-      </w:r>
-    </w:p>
-    <w:p>
-      <w:pPr>
-        <w:pStyle w:val="Prrafodelista"/>
-        <w:numPr>
-          <w:ilvl w:val="0"/>
-          <w:numId w:val="18"/>
-        </w:numPr>
-        <w:rPr>
-          <w:lang w:val="es-419" w:eastAsia="es-CO"/>
-        </w:rPr>
-      </w:pPr>
-      <w:r>
-        <w:rPr>
-          <w:lang w:val="es-419" w:eastAsia="es-CO"/>
-        </w:rPr>
-        <w:t>Reglas programadas (sistemas basados en reglas).</w:t>
-      </w:r>
-    </w:p>
-    <w:p>
-      <w:pPr>
-        <w:pStyle w:val="Prrafodelista"/>
-        <w:numPr>
-          <w:ilvl w:val="0"/>
-          <w:numId w:val="18"/>
-        </w:numPr>
-        <w:rPr>
-          <w:lang w:val="es-419" w:eastAsia="es-CO"/>
-        </w:rPr>
-      </w:pPr>
-      <w:r>
-        <w:rPr>
-          <w:lang w:val="es-419" w:eastAsia="es-CO"/>
-        </w:rPr>
-        <w:t>Modelos internos del entorno (agentes deliberativos).</w:t>
-      </w:r>
-    </w:p>
-    <w:p>
-      <w:pPr>
-        <w:pStyle w:val="Prrafodelista"/>
-        <w:numPr>
-          <w:ilvl w:val="0"/>
-          <w:numId w:val="18"/>
-        </w:numPr>
-        <w:rPr>
-          <w:lang w:val="es-419" w:eastAsia="es-CO"/>
-        </w:rPr>
-      </w:pPr>
-      <w:r>
-        <w:rPr>
-          <w:lang w:val="es-419" w:eastAsia="es-CO"/>
-        </w:rPr>
-        <w:t>Aprendizaje por refuerzo, donde el sistema aprende a partir de la experiencia y retroalimentación.</w:t>
-      </w:r>
-    </w:p>
-    <w:p>
-      <w:pPr>
-        <w:rPr>
-          <w:lang w:val="es-419" w:eastAsia="es-CO"/>
-        </w:rPr>
-      </w:pPr>
-      <w:r>
-        <w:rPr>
-          <w:lang w:val="es-419" w:eastAsia="es-CO"/>
-        </w:rPr>
-        <w:t>Para garantizar la trazabilidad y el control, los sistemas suelen operar bajo arquitecturas que registran cada decisión, supervisan el flujo y permiten intervenir si es necesario, integrando capacidades humanas de supervisión cuando es preciso.</w:t>
-      </w:r>
-    </w:p>
-    <w:p>
-      <w:pPr>
-        <w:rPr>
-          <w:lang w:val="es-419" w:eastAsia="es-CO"/>
-        </w:rPr>
-      </w:pPr>
-    </w:p>
-    <w:p>
-      <w:pPr>
-        <w:rPr>
-          <w:lang w:val="es-419" w:eastAsia="es-CO"/>
-        </w:rPr>
-      </w:pPr>
-      <w:r>
-        <w:rPr>
-          <w:lang w:val="es-419" w:eastAsia="es-CO"/>
-        </w:rPr>
-        <w:lastRenderedPageBreak/>
-        <w:t xml:space="preserve">Un ejemplo de automatización con inteligencia artificial es el uso de </w:t>
-      </w:r>
-      <w:r>
-        <w:rPr>
-          <w:rStyle w:val="Extranjerismo"/>
-          <w:lang w:val="es-419" w:eastAsia="es-CO"/>
-        </w:rPr>
-        <w:t xml:space="preserve">chatbots </w:t>
-      </w:r>
-      <w:r>
-        <w:rPr>
-          <w:lang w:val="es-419" w:eastAsia="es-CO"/>
-        </w:rPr>
-        <w:t>en la atención al cliente, que permiten responder consultas y resolver problemas de usuarios las 24 horas al día sin intervención humana.</w:t>
-      </w:r>
-    </w:p>
-    <w:p>
-      <w:pPr>
-        <w:rPr>
-          <w:b/>
-          <w:bCs/>
-          <w:lang w:val="es-419" w:eastAsia="es-CO"/>
-        </w:rPr>
-      </w:pPr>
-      <w:r>
-        <w:rPr>
-          <w:b/>
-          <w:bCs/>
-          <w:lang w:val="es-419" w:eastAsia="es-CO"/>
-        </w:rPr>
-        <w:t xml:space="preserve">Ejemplo: </w:t>
-      </w:r>
-      <w:r>
-        <w:rPr>
-          <w:rStyle w:val="Extranjerismo"/>
-          <w:b/>
-          <w:bCs/>
-          <w:lang w:val="es-419" w:eastAsia="es-CO"/>
-        </w:rPr>
-        <w:t xml:space="preserve">chatbot </w:t>
-      </w:r>
-      <w:r>
-        <w:rPr>
-          <w:b/>
-          <w:bCs/>
-          <w:lang w:val="es-419" w:eastAsia="es-CO"/>
-        </w:rPr>
-        <w:t>para atención al cliente</w:t>
-      </w:r>
-    </w:p>
-    <w:p>
-      <w:pPr>
-        <w:pStyle w:val="Prrafodelista"/>
-        <w:numPr>
-          <w:ilvl w:val="0"/>
-          <w:numId w:val="19"/>
-        </w:numPr>
-        <w:rPr>
-          <w:lang w:val="es-419" w:eastAsia="es-CO"/>
-        </w:rPr>
-      </w:pPr>
-      <w:r>
-        <w:rPr>
-          <w:lang w:val="es-419" w:eastAsia="es-CO"/>
-        </w:rPr>
-        <w:t xml:space="preserve">Un </w:t>
-      </w:r>
-      <w:r>
-        <w:rPr>
-          <w:rStyle w:val="Extranjerismo"/>
-          <w:lang w:val="es-419" w:eastAsia="es-CO"/>
-        </w:rPr>
-        <w:t>chatbot</w:t>
-      </w:r>
-      <w:r>
-        <w:rPr>
-          <w:lang w:val="es-419" w:eastAsia="es-CO"/>
-        </w:rPr>
-        <w:t xml:space="preserve"> con IA atiende a los clientes a través de mensajería instantánea, respondiendo preguntas frecuentes sobre productos, procesando reservas, atendiendo reclamaciones o guiando en procesos de compra.</w:t>
-      </w:r>
-    </w:p>
-    <w:p>
-      <w:pPr>
-        <w:pStyle w:val="Prrafodelista"/>
-        <w:numPr>
-          <w:ilvl w:val="0"/>
-          <w:numId w:val="19"/>
-        </w:numPr>
-        <w:rPr>
-          <w:lang w:val="es-419" w:eastAsia="es-CO"/>
-        </w:rPr>
-      </w:pPr>
-      <w:r>
-        <w:rPr>
-          <w:lang w:val="es-419" w:eastAsia="es-CO"/>
-        </w:rPr>
-        <w:t>El sistema entiende preguntas en lenguaje natural, busca la información en bases de datos y da respuestas instantáneas, filtrando solo los casos más complejos para que los atiendan personas.</w:t>
-      </w:r>
-    </w:p>
-    <w:p>
-      <w:pPr>
-        <w:pStyle w:val="Prrafodelista"/>
-        <w:numPr>
-          <w:ilvl w:val="0"/>
-          <w:numId w:val="19"/>
-        </w:numPr>
-        <w:rPr>
-          <w:lang w:val="es-419" w:eastAsia="es-CO"/>
-        </w:rPr>
-      </w:pPr>
-      <w:r>
-        <w:rPr>
-          <w:lang w:val="es-419" w:eastAsia="es-CO"/>
-        </w:rPr>
-        <w:t>Empresas como aerolíneas, bancos y tiendas en línea han reducido los tiempos de espera y mejorado la satisfacción del cliente utilizando esta tecnología.</w:t>
-      </w:r>
-    </w:p>
-    <w:p>
-      <w:pPr>
-        <w:rPr>
-          <w:b/>
-          <w:bCs/>
-          <w:lang w:val="es-419" w:eastAsia="es-CO"/>
-        </w:rPr>
-      </w:pPr>
-      <w:r>
-        <w:rPr>
-          <w:b/>
-          <w:bCs/>
-          <w:lang w:val="es-419" w:eastAsia="es-CO"/>
-        </w:rPr>
-        <w:t xml:space="preserve">Qué son los </w:t>
-      </w:r>
-      <w:r>
-        <w:rPr>
-          <w:rStyle w:val="Extranjerismo"/>
-          <w:b/>
-          <w:bCs/>
-          <w:lang w:val="es-419" w:eastAsia="es-CO"/>
-        </w:rPr>
-        <w:t>chatbots</w:t>
-      </w:r>
-      <w:r>
-        <w:rPr>
-          <w:b/>
-          <w:bCs/>
-          <w:lang w:val="es-419" w:eastAsia="es-CO"/>
-        </w:rPr>
-        <w:t>, para qué sirven y qué tipos de</w:t>
-      </w:r>
-      <w:r>
-        <w:rPr>
-          <w:rStyle w:val="Extranjerismo"/>
-          <w:b/>
-          <w:bCs/>
-          <w:lang w:val="es-419" w:eastAsia="es-CO"/>
-        </w:rPr>
-        <w:t xml:space="preserve"> chatbots</w:t>
-      </w:r>
-      <w:r>
-        <w:rPr>
-          <w:b/>
-          <w:bCs/>
-          <w:lang w:val="es-419" w:eastAsia="es-CO"/>
-        </w:rPr>
-        <w:t xml:space="preserve"> hay | Nuevas tecnologías</w:t>
-      </w:r>
-      <w:r>
-        <w:rPr>
-          <w:b/>
-          <w:bCs/>
-          <w:lang w:val="es-419" w:eastAsia="es-CO"/>
-        </w:rPr>
-        <w:t>.</w:t>
-      </w:r>
-    </w:p>
-    <w:p>
-      <w:pPr>
-        <w:rPr>
-          <w:lang w:val="es-419" w:eastAsia="es-CO"/>
-        </w:rPr>
-      </w:pPr>
-      <w:r>
-        <w:rPr>
-          <w:lang w:val="es-419" w:eastAsia="es-CO"/>
-        </w:rPr>
-        <w:t>Se invita a explorar e</w:t>
-      </w:r>
-      <w:r>
-        <w:rPr>
-          <w:lang w:val="es-419" w:eastAsia="es-CO"/>
-        </w:rPr>
-        <w:t>l</w:t>
-      </w:r>
-      <w:r>
-        <w:rPr>
-          <w:lang w:val="es-419" w:eastAsia="es-CO"/>
-        </w:rPr>
-        <w:t xml:space="preserve"> siguiente video.</w:t>
-      </w:r>
-      <w:r>
-        <w:rPr>
-          <w:lang w:val="es-419" w:eastAsia="es-CO"/>
-        </w:rPr>
-        <w:t xml:space="preserve"> </w:t>
       </w:r>
       <w:hyperlink r:id="rId18" w:history="1">
         <w:r>
@@ -9778,6 +8961,807 @@
         <w:rPr>
           <w:lang w:val="es-419" w:eastAsia="es-CO"/>
         </w:rPr>
+        <w:t xml:space="preserve">. </w:t>
+      </w:r>
+    </w:p>
+    <w:p>
+      <w:pPr>
+        <w:rPr>
+          <w:b/>
+          <w:bCs/>
+          <w:lang w:val="es-419" w:eastAsia="es-CO"/>
+        </w:rPr>
+      </w:pPr>
+      <w:r>
+        <w:rPr>
+          <w:b/>
+          <w:bCs/>
+          <w:lang w:val="es-419" w:eastAsia="es-CO"/>
+        </w:rPr>
+        <w:t>Ejemplo 2:</w:t>
+      </w:r>
+    </w:p>
+    <w:p>
+      <w:pPr>
+        <w:rPr>
+          <w:lang w:val="es-419" w:eastAsia="es-CO"/>
+        </w:rPr>
+      </w:pPr>
+      <w:r>
+        <w:rPr>
+          <w:lang w:val="es-419" w:eastAsia="es-CO"/>
+        </w:rPr>
+        <w:t>Google Apps Script es una plataforma bajo código que permite automatizar tareas y crear soluciones personalizadas integradas con Google Workspace usando un lenguaje basado en JavaScript. Facilita la integración y automatización entre productos Google como Gmail, Drive, Sheets, Calendar y más, sin necesidad de ser un desarrollador profesional.</w:t>
+      </w:r>
+    </w:p>
+    <w:p>
+      <w:pPr>
+        <w:rPr>
+          <w:b/>
+          <w:bCs/>
+          <w:lang w:val="es-419" w:eastAsia="es-CO"/>
+        </w:rPr>
+      </w:pPr>
+      <w:r>
+        <w:rPr>
+          <w:b/>
+          <w:bCs/>
+          <w:lang w:val="es-419" w:eastAsia="es-CO"/>
+        </w:rPr>
+        <w:lastRenderedPageBreak/>
+        <w:t xml:space="preserve">Automatiza Google Sheets con Apps Script + ChatGPT | Sin Saber Macros </w:t>
+      </w:r>
+    </w:p>
+    <w:p>
+      <w:pPr>
+        <w:rPr>
+          <w:lang w:val="es-419" w:eastAsia="es-CO"/>
+        </w:rPr>
+      </w:pPr>
+      <w:r>
+        <w:rPr>
+          <w:lang w:val="es-419" w:eastAsia="es-CO"/>
+        </w:rPr>
+        <w:t>Se invita a explorar en siguiente video</w:t>
+      </w:r>
+      <w:r>
+        <w:rPr>
+          <w:lang w:val="es-419" w:eastAsia="es-CO"/>
+        </w:rPr>
+        <w:t xml:space="preserve">. </w:t>
+      </w:r>
+      <w:hyperlink r:id="rId19" w:history="1">
+        <w:r>
+          <w:rPr>
+            <w:rStyle w:val="Hipervnculo"/>
+            <w:lang w:val="es-419" w:eastAsia="es-CO"/>
+          </w:rPr>
+          <w:t>Ir al sitio</w:t>
+        </w:r>
+      </w:hyperlink>
+      <w:r>
+        <w:rPr>
+          <w:lang w:val="es-419" w:eastAsia="es-CO"/>
+        </w:rPr>
+        <w:t>.</w:t>
+      </w:r>
+    </w:p>
+    <w:p>
+      <w:pPr>
+        <w:rPr>
+          <w:lang w:val="es-419" w:eastAsia="es-CO"/>
+        </w:rPr>
+      </w:pPr>
+    </w:p>
+    <w:p>
+      <w:pPr>
+        <w:rPr>
+          <w:lang w:val="es-419" w:eastAsia="es-CO"/>
+        </w:rPr>
+      </w:pPr>
+    </w:p>
+    <w:p>
+      <w:pPr>
+        <w:rPr>
+          <w:lang w:val="es-419" w:eastAsia="es-CO"/>
+        </w:rPr>
+      </w:pPr>
+    </w:p>
+    <w:p>
+      <w:pPr>
+        <w:rPr>
+          <w:lang w:val="es-419" w:eastAsia="es-CO"/>
+        </w:rPr>
+      </w:pPr>
+    </w:p>
+    <w:p>
+      <w:pPr>
+        <w:rPr>
+          <w:lang w:val="es-419" w:eastAsia="es-CO"/>
+        </w:rPr>
+      </w:pPr>
+    </w:p>
+    <w:p>
+      <w:pPr>
+        <w:rPr>
+          <w:lang w:val="es-419" w:eastAsia="es-CO"/>
+        </w:rPr>
+      </w:pPr>
+    </w:p>
+    <w:p>
+      <w:pPr>
+        <w:rPr>
+          <w:lang w:val="es-419" w:eastAsia="es-CO"/>
+        </w:rPr>
+      </w:pPr>
+    </w:p>
+    <w:p>
+      <w:pPr>
+        <w:rPr>
+          <w:lang w:val="es-419" w:eastAsia="es-CO"/>
+        </w:rPr>
+      </w:pPr>
+    </w:p>
+    <w:p>
+      <w:pPr>
+        <w:rPr>
+          <w:lang w:val="es-419" w:eastAsia="es-CO"/>
+        </w:rPr>
+      </w:pPr>
+    </w:p>
+    <w:p>
+      <w:pPr>
+        <w:rPr>
+          <w:lang w:val="es-419" w:eastAsia="es-CO"/>
+        </w:rPr>
+      </w:pPr>
+    </w:p>
+    <w:p>
+      <w:pPr>
+        <w:rPr>
+          <w:lang w:val="es-419" w:eastAsia="es-CO"/>
+        </w:rPr>
+      </w:pPr>
+    </w:p>
+    <w:p>
+      <w:pPr>
+        <w:rPr>
+          <w:lang w:val="es-419" w:eastAsia="es-CO"/>
+        </w:rPr>
+      </w:pPr>
+    </w:p>
+    <w:p>
+      <w:pPr>
+        <w:rPr>
+          <w:lang w:val="es-419" w:eastAsia="es-CO"/>
+        </w:rPr>
+      </w:pPr>
+    </w:p>
+    <w:p>
+      <w:pPr>
+        <w:rPr>
+          <w:lang w:val="es-419" w:eastAsia="es-CO"/>
+        </w:rPr>
+      </w:pPr>
+    </w:p>
+    <w:p>
+      <w:pPr>
+        <w:rPr>
+          <w:lang w:val="es-419" w:eastAsia="es-CO"/>
+        </w:rPr>
+      </w:pPr>
+    </w:p>
+    <w:p>
+      <w:pPr>
+        <w:rPr>
+          <w:lang w:val="es-419" w:eastAsia="es-CO"/>
+        </w:rPr>
+      </w:pPr>
+    </w:p>
+    <w:p>
+      <w:pPr>
+        <w:rPr>
+          <w:lang w:val="es-419" w:eastAsia="es-CO"/>
+        </w:rPr>
+      </w:pPr>
+    </w:p>
+    <w:p>
+      <w:pPr>
+        <w:pStyle w:val="Ttulo1"/>
+      </w:pPr>
+      <w:bookmarkStart w:id="15" w:name="_Toc213958749"/>
+      <w:r>
+        <w:lastRenderedPageBreak/>
+        <w:t>Procesos automatizados (informaciones no estructuradas, capas, lógica de tareas, toma de decisiones autónomas)</w:t>
+      </w:r>
+      <w:bookmarkEnd w:id="15"/>
+    </w:p>
+    <w:p>
+      <w:pPr>
+        <w:rPr>
+          <w:lang w:val="es-419" w:eastAsia="es-CO"/>
+        </w:rPr>
+      </w:pPr>
+      <w:r>
+        <w:rPr>
+          <w:lang w:val="es-419" w:eastAsia="es-CO"/>
+        </w:rPr>
+        <w:t>Los procesos automatizados en inteligencia artificial permiten que los sistemas trabajen de forma autónoma con información no estructurada, utilizando diferentes capas y lógicas de tareas para tomar decisiones sin intervención humana directa.</w:t>
+      </w:r>
+    </w:p>
+    <w:p>
+      <w:pPr>
+        <w:rPr>
+          <w:lang w:val="es-419" w:eastAsia="es-CO"/>
+        </w:rPr>
+      </w:pPr>
+      <w:r>
+        <w:rPr>
+          <w:lang w:val="es-419" w:eastAsia="es-CO"/>
+        </w:rPr>
+        <w:t xml:space="preserve">La </w:t>
+      </w:r>
+      <w:r>
+        <w:rPr>
+          <w:b/>
+          <w:bCs/>
+          <w:lang w:val="es-419" w:eastAsia="es-CO"/>
+        </w:rPr>
+        <w:t>información no estructurada</w:t>
+      </w:r>
+      <w:r>
+        <w:rPr>
+          <w:lang w:val="es-419" w:eastAsia="es-CO"/>
+        </w:rPr>
+        <w:t xml:space="preserve"> incluye datos que no siguen un formato fijo, como textos, imágenes, vídeos, grabaciones de voz y documentos digitales. La inteligencia artificial utiliza técnicas como el procesamiento del lenguaje natural (</w:t>
+      </w:r>
+      <w:r>
+        <w:t>NLP</w:t>
+      </w:r>
+      <w:r>
+        <w:rPr>
+          <w:lang w:val="es-419" w:eastAsia="es-CO"/>
+        </w:rPr>
+        <w:t>), la visión computarizada y el reconocimiento de voz para analizar y extraer valor de estos datos, habilitando aplicaciones como análisis de sentimientos, detección de objetos e identificación de patrones complejos.</w:t>
+      </w:r>
+    </w:p>
+    <w:p>
+      <w:pPr>
+        <w:rPr>
+          <w:lang w:val="es-419" w:eastAsia="es-CO"/>
+        </w:rPr>
+      </w:pPr>
+      <w:r>
+        <w:rPr>
+          <w:lang w:val="es-419" w:eastAsia="es-CO"/>
+        </w:rPr>
+        <w:t>Los procesos automatizados por IA suelen estar estructurados en diversas capas que trabajan juntas para lograr la autonomía y la eficiencia:</w:t>
+      </w:r>
+    </w:p>
+    <w:p>
+      <w:pPr>
+        <w:pStyle w:val="Prrafodelista"/>
+        <w:numPr>
+          <w:ilvl w:val="0"/>
+          <w:numId w:val="16"/>
+        </w:numPr>
+        <w:rPr>
+          <w:b/>
+          <w:bCs/>
+          <w:lang w:val="es-419" w:eastAsia="es-CO"/>
+        </w:rPr>
+      </w:pPr>
+      <w:r>
+        <w:rPr>
+          <w:b/>
+          <w:bCs/>
+          <w:lang w:val="es-419" w:eastAsia="es-CO"/>
+        </w:rPr>
+        <w:t>Capa de entrada y comprensión:</w:t>
+      </w:r>
+    </w:p>
+    <w:p>
+      <w:pPr>
+        <w:pStyle w:val="Prrafodelista"/>
+        <w:ind w:left="1429" w:firstLine="0"/>
+        <w:rPr>
+          <w:lang w:val="es-419" w:eastAsia="es-CO"/>
+        </w:rPr>
+      </w:pPr>
+      <w:r>
+        <w:rPr>
+          <w:lang w:val="es-419" w:eastAsia="es-CO"/>
+        </w:rPr>
+        <w:t>Recibe datos no estructurados y los procesa utilizando IA para extraer información relevante.</w:t>
+      </w:r>
+    </w:p>
+    <w:p>
+      <w:pPr>
+        <w:pStyle w:val="Prrafodelista"/>
+        <w:numPr>
+          <w:ilvl w:val="0"/>
+          <w:numId w:val="16"/>
+        </w:numPr>
+        <w:rPr>
+          <w:b/>
+          <w:bCs/>
+          <w:lang w:val="es-419" w:eastAsia="es-CO"/>
+        </w:rPr>
+      </w:pPr>
+      <w:r>
+        <w:rPr>
+          <w:b/>
+          <w:bCs/>
+          <w:lang w:val="es-419" w:eastAsia="es-CO"/>
+        </w:rPr>
+        <w:t>Capa de procesamiento:</w:t>
+      </w:r>
+    </w:p>
+    <w:p>
+      <w:pPr>
+        <w:pStyle w:val="Prrafodelista"/>
+        <w:ind w:left="1429" w:firstLine="0"/>
+        <w:rPr>
+          <w:lang w:val="es-419" w:eastAsia="es-CO"/>
+        </w:rPr>
+      </w:pPr>
+      <w:r>
+        <w:rPr>
+          <w:lang w:val="es-419" w:eastAsia="es-CO"/>
+        </w:rPr>
+        <w:t>Aplica algoritmos de aprendizaje automático o reglas definidas para analizar y clasificar la información.</w:t>
+      </w:r>
+    </w:p>
+    <w:p>
+      <w:pPr>
+        <w:pStyle w:val="Prrafodelista"/>
+        <w:numPr>
+          <w:ilvl w:val="0"/>
+          <w:numId w:val="16"/>
+        </w:numPr>
+        <w:rPr>
+          <w:b/>
+          <w:bCs/>
+          <w:lang w:val="es-419" w:eastAsia="es-CO"/>
+        </w:rPr>
+      </w:pPr>
+      <w:r>
+        <w:rPr>
+          <w:b/>
+          <w:bCs/>
+          <w:lang w:val="es-419" w:eastAsia="es-CO"/>
+        </w:rPr>
+        <w:t>Capa de decisión:</w:t>
+      </w:r>
+    </w:p>
+    <w:p>
+      <w:pPr>
+        <w:pStyle w:val="Prrafodelista"/>
+        <w:ind w:left="1429" w:firstLine="0"/>
+        <w:rPr>
+          <w:lang w:val="es-419" w:eastAsia="es-CO"/>
+        </w:rPr>
+      </w:pPr>
+      <w:r>
+        <w:rPr>
+          <w:lang w:val="es-419" w:eastAsia="es-CO"/>
+        </w:rPr>
+        <w:t>Determina acciones basadas en la lógica de reglas, modelos predictivos o sistemas híbridos.</w:t>
+      </w:r>
+    </w:p>
+    <w:p>
+      <w:pPr>
+        <w:pStyle w:val="Prrafodelista"/>
+        <w:ind w:left="1429" w:firstLine="0"/>
+        <w:rPr>
+          <w:lang w:val="es-419" w:eastAsia="es-CO"/>
+        </w:rPr>
+      </w:pPr>
+    </w:p>
+    <w:p>
+      <w:pPr>
+        <w:pStyle w:val="Prrafodelista"/>
+        <w:ind w:left="1429" w:firstLine="0"/>
+        <w:rPr>
+          <w:lang w:val="es-419" w:eastAsia="es-CO"/>
+        </w:rPr>
+      </w:pPr>
+    </w:p>
+    <w:p>
+      <w:pPr>
+        <w:pStyle w:val="Prrafodelista"/>
+        <w:numPr>
+          <w:ilvl w:val="0"/>
+          <w:numId w:val="16"/>
+        </w:numPr>
+        <w:rPr>
+          <w:b/>
+          <w:bCs/>
+          <w:lang w:val="es-419" w:eastAsia="es-CO"/>
+        </w:rPr>
+      </w:pPr>
+      <w:r>
+        <w:rPr>
+          <w:b/>
+          <w:bCs/>
+          <w:lang w:val="es-419" w:eastAsia="es-CO"/>
+        </w:rPr>
+        <w:lastRenderedPageBreak/>
+        <w:t>Capa de ejecución:</w:t>
+      </w:r>
+    </w:p>
+    <w:p>
+      <w:pPr>
+        <w:pStyle w:val="Prrafodelista"/>
+        <w:ind w:left="1429" w:firstLine="0"/>
+        <w:rPr>
+          <w:lang w:val="es-419" w:eastAsia="es-CO"/>
+        </w:rPr>
+      </w:pPr>
+      <w:r>
+        <w:rPr>
+          <w:lang w:val="es-419" w:eastAsia="es-CO"/>
+        </w:rPr>
+        <w:t xml:space="preserve">Implementa las acciones decididas, como enviar alertas, generar informes o activar </w:t>
+      </w:r>
+      <w:r>
+        <w:rPr>
+          <w:rStyle w:val="Extranjerismo"/>
+          <w:lang w:val="es-419" w:eastAsia="es-CO"/>
+        </w:rPr>
+        <w:t>bots</w:t>
+      </w:r>
+      <w:r>
+        <w:rPr>
+          <w:lang w:val="es-419" w:eastAsia="es-CO"/>
+        </w:rPr>
+        <w:t xml:space="preserve"> automáticos.</w:t>
+      </w:r>
+    </w:p>
+    <w:p>
+      <w:pPr>
+        <w:rPr>
+          <w:lang w:val="es-419" w:eastAsia="es-CO"/>
+        </w:rPr>
+      </w:pPr>
+      <w:r>
+        <w:rPr>
+          <w:lang w:val="es-419" w:eastAsia="es-CO"/>
+        </w:rPr>
+        <w:t>La automatización implica la creación de una lógica de tareas bien definida, que puede incluir reglas explícitas, flujos de decisión y modelos predictivos entrenados con datos históricos. Un sistema de IA puede clasificar la información, procesar solicitudes, validar documentos y asignar prioridades de ejecución.</w:t>
+      </w:r>
+    </w:p>
+    <w:p>
+      <w:pPr>
+        <w:rPr>
+          <w:lang w:val="es-419" w:eastAsia="es-CO"/>
+        </w:rPr>
+      </w:pPr>
+      <w:r>
+        <w:rPr>
+          <w:lang w:val="es-419" w:eastAsia="es-CO"/>
+        </w:rPr>
+        <w:t>En sistemas complejos, la lógica puede incorporar aprendizaje automático para adaptar las tareas según nuevos datos o resultados, permitiendo que el sistema evolucione y mejore su desempeño a lo largo del tiempo.</w:t>
+      </w:r>
+    </w:p>
+    <w:p>
+      <w:pPr>
+        <w:rPr>
+          <w:lang w:val="es-419" w:eastAsia="es-CO"/>
+        </w:rPr>
+      </w:pPr>
+      <w:r>
+        <w:rPr>
+          <w:lang w:val="es-419" w:eastAsia="es-CO"/>
+        </w:rPr>
+        <w:t>Un aspecto clave de estos procesos es la toma de decisiones autónomas. Los agentes inteligentes priorizan objetivos, desglosan tareas en subtareas y seleccionan la mejor acción según criterios como urgencia y recursos disponibles.</w:t>
+      </w:r>
+    </w:p>
+    <w:p>
+      <w:pPr>
+        <w:rPr>
+          <w:lang w:val="es-419" w:eastAsia="es-CO"/>
+        </w:rPr>
+      </w:pPr>
+      <w:r>
+        <w:rPr>
+          <w:lang w:val="es-419" w:eastAsia="es-CO"/>
+        </w:rPr>
+        <w:t>Estas decisiones pueden estar gobernadas por:</w:t>
+      </w:r>
+    </w:p>
+    <w:p>
+      <w:pPr>
+        <w:pStyle w:val="Prrafodelista"/>
+        <w:numPr>
+          <w:ilvl w:val="0"/>
+          <w:numId w:val="18"/>
+        </w:numPr>
+        <w:rPr>
+          <w:lang w:val="es-419" w:eastAsia="es-CO"/>
+        </w:rPr>
+      </w:pPr>
+      <w:r>
+        <w:rPr>
+          <w:lang w:val="es-419" w:eastAsia="es-CO"/>
+        </w:rPr>
+        <w:t>Reglas programadas (sistemas basados en reglas).</w:t>
+      </w:r>
+    </w:p>
+    <w:p>
+      <w:pPr>
+        <w:pStyle w:val="Prrafodelista"/>
+        <w:numPr>
+          <w:ilvl w:val="0"/>
+          <w:numId w:val="18"/>
+        </w:numPr>
+        <w:rPr>
+          <w:lang w:val="es-419" w:eastAsia="es-CO"/>
+        </w:rPr>
+      </w:pPr>
+      <w:r>
+        <w:rPr>
+          <w:lang w:val="es-419" w:eastAsia="es-CO"/>
+        </w:rPr>
+        <w:t>Modelos internos del entorno (agentes deliberativos).</w:t>
+      </w:r>
+    </w:p>
+    <w:p>
+      <w:pPr>
+        <w:pStyle w:val="Prrafodelista"/>
+        <w:numPr>
+          <w:ilvl w:val="0"/>
+          <w:numId w:val="18"/>
+        </w:numPr>
+        <w:rPr>
+          <w:lang w:val="es-419" w:eastAsia="es-CO"/>
+        </w:rPr>
+      </w:pPr>
+      <w:r>
+        <w:rPr>
+          <w:lang w:val="es-419" w:eastAsia="es-CO"/>
+        </w:rPr>
+        <w:t>Aprendizaje por refuerzo, donde el sistema aprende a partir de la experiencia y retroalimentación.</w:t>
+      </w:r>
+    </w:p>
+    <w:p>
+      <w:pPr>
+        <w:rPr>
+          <w:lang w:val="es-419" w:eastAsia="es-CO"/>
+        </w:rPr>
+      </w:pPr>
+      <w:r>
+        <w:rPr>
+          <w:lang w:val="es-419" w:eastAsia="es-CO"/>
+        </w:rPr>
+        <w:t>Para garantizar la trazabilidad y el control, los sistemas suelen operar bajo arquitecturas que registran cada decisión, supervisan el flujo y permiten intervenir si es necesario, integrando capacidades humanas de supervisión cuando es preciso.</w:t>
+      </w:r>
+    </w:p>
+    <w:p>
+      <w:pPr>
+        <w:rPr>
+          <w:lang w:val="es-419" w:eastAsia="es-CO"/>
+        </w:rPr>
+      </w:pPr>
+    </w:p>
+    <w:p>
+      <w:pPr>
+        <w:rPr>
+          <w:lang w:val="es-419" w:eastAsia="es-CO"/>
+        </w:rPr>
+      </w:pPr>
+      <w:r>
+        <w:rPr>
+          <w:lang w:val="es-419" w:eastAsia="es-CO"/>
+        </w:rPr>
+        <w:lastRenderedPageBreak/>
+        <w:t xml:space="preserve">Un ejemplo de automatización con inteligencia artificial es el uso de </w:t>
+      </w:r>
+      <w:r>
+        <w:rPr>
+          <w:rStyle w:val="Extranjerismo"/>
+          <w:lang w:val="es-419" w:eastAsia="es-CO"/>
+        </w:rPr>
+        <w:t xml:space="preserve">chatbots </w:t>
+      </w:r>
+      <w:r>
+        <w:rPr>
+          <w:lang w:val="es-419" w:eastAsia="es-CO"/>
+        </w:rPr>
+        <w:t>en la atención al cliente, que permiten responder consultas y resolver problemas de usuarios las 24 horas al día sin intervención humana.</w:t>
+      </w:r>
+    </w:p>
+    <w:p>
+      <w:pPr>
+        <w:rPr>
+          <w:b/>
+          <w:bCs/>
+          <w:lang w:val="es-419" w:eastAsia="es-CO"/>
+        </w:rPr>
+      </w:pPr>
+      <w:r>
+        <w:rPr>
+          <w:b/>
+          <w:bCs/>
+          <w:lang w:val="es-419" w:eastAsia="es-CO"/>
+        </w:rPr>
+        <w:t xml:space="preserve">Ejemplo: </w:t>
+      </w:r>
+      <w:r>
+        <w:rPr>
+          <w:rStyle w:val="Extranjerismo"/>
+          <w:b/>
+          <w:bCs/>
+          <w:lang w:val="es-419" w:eastAsia="es-CO"/>
+        </w:rPr>
+        <w:t xml:space="preserve">chatbot </w:t>
+      </w:r>
+      <w:r>
+        <w:rPr>
+          <w:b/>
+          <w:bCs/>
+          <w:lang w:val="es-419" w:eastAsia="es-CO"/>
+        </w:rPr>
+        <w:t>para atención al cliente</w:t>
+      </w:r>
+    </w:p>
+    <w:p>
+      <w:pPr>
+        <w:pStyle w:val="Prrafodelista"/>
+        <w:numPr>
+          <w:ilvl w:val="0"/>
+          <w:numId w:val="19"/>
+        </w:numPr>
+        <w:rPr>
+          <w:lang w:val="es-419" w:eastAsia="es-CO"/>
+        </w:rPr>
+      </w:pPr>
+      <w:r>
+        <w:rPr>
+          <w:lang w:val="es-419" w:eastAsia="es-CO"/>
+        </w:rPr>
+        <w:t xml:space="preserve">Un </w:t>
+      </w:r>
+      <w:r>
+        <w:rPr>
+          <w:rStyle w:val="Extranjerismo"/>
+          <w:lang w:val="es-419" w:eastAsia="es-CO"/>
+        </w:rPr>
+        <w:t>chatbot</w:t>
+      </w:r>
+      <w:r>
+        <w:rPr>
+          <w:lang w:val="es-419" w:eastAsia="es-CO"/>
+        </w:rPr>
+        <w:t xml:space="preserve"> con IA atiende a los clientes a través de mensajería instantánea, respondiendo preguntas frecuentes sobre productos, procesando reservas, atendiendo reclamaciones o guiando en procesos de compra.</w:t>
+      </w:r>
+    </w:p>
+    <w:p>
+      <w:pPr>
+        <w:pStyle w:val="Prrafodelista"/>
+        <w:numPr>
+          <w:ilvl w:val="0"/>
+          <w:numId w:val="19"/>
+        </w:numPr>
+        <w:rPr>
+          <w:lang w:val="es-419" w:eastAsia="es-CO"/>
+        </w:rPr>
+      </w:pPr>
+      <w:r>
+        <w:rPr>
+          <w:lang w:val="es-419" w:eastAsia="es-CO"/>
+        </w:rPr>
+        <w:t>El sistema entiende preguntas en lenguaje natural, busca la información en bases de datos y da respuestas instantáneas, filtrando solo los casos más complejos para que los atiendan personas.</w:t>
+      </w:r>
+    </w:p>
+    <w:p>
+      <w:pPr>
+        <w:pStyle w:val="Prrafodelista"/>
+        <w:numPr>
+          <w:ilvl w:val="0"/>
+          <w:numId w:val="19"/>
+        </w:numPr>
+        <w:rPr>
+          <w:lang w:val="es-419" w:eastAsia="es-CO"/>
+        </w:rPr>
+      </w:pPr>
+      <w:r>
+        <w:rPr>
+          <w:lang w:val="es-419" w:eastAsia="es-CO"/>
+        </w:rPr>
+        <w:t>Empresas como aerolíneas, bancos y tiendas en línea han reducido los tiempos de espera y mejorado la satisfacción del cliente utilizando esta tecnología.</w:t>
+      </w:r>
+    </w:p>
+    <w:p>
+      <w:pPr>
+        <w:rPr>
+          <w:b/>
+          <w:bCs/>
+          <w:lang w:val="es-419" w:eastAsia="es-CO"/>
+        </w:rPr>
+      </w:pPr>
+      <w:r>
+        <w:rPr>
+          <w:b/>
+          <w:bCs/>
+          <w:lang w:val="es-419" w:eastAsia="es-CO"/>
+        </w:rPr>
+        <w:t xml:space="preserve">Qué son los </w:t>
+      </w:r>
+      <w:r>
+        <w:rPr>
+          <w:rStyle w:val="Extranjerismo"/>
+          <w:b/>
+          <w:bCs/>
+          <w:lang w:val="es-419" w:eastAsia="es-CO"/>
+        </w:rPr>
+        <w:t>chatbots</w:t>
+      </w:r>
+      <w:r>
+        <w:rPr>
+          <w:b/>
+          <w:bCs/>
+          <w:lang w:val="es-419" w:eastAsia="es-CO"/>
+        </w:rPr>
+        <w:t>, para qué sirven y qué tipos de</w:t>
+      </w:r>
+      <w:r>
+        <w:rPr>
+          <w:rStyle w:val="Extranjerismo"/>
+          <w:b/>
+          <w:bCs/>
+          <w:lang w:val="es-419" w:eastAsia="es-CO"/>
+        </w:rPr>
+        <w:t xml:space="preserve"> chatbots</w:t>
+      </w:r>
+      <w:r>
+        <w:rPr>
+          <w:b/>
+          <w:bCs/>
+          <w:lang w:val="es-419" w:eastAsia="es-CO"/>
+        </w:rPr>
+        <w:t xml:space="preserve"> hay | Nuevas tecnologías</w:t>
+      </w:r>
+      <w:r>
+        <w:rPr>
+          <w:b/>
+          <w:bCs/>
+          <w:lang w:val="es-419" w:eastAsia="es-CO"/>
+        </w:rPr>
+        <w:t>.</w:t>
+      </w:r>
+    </w:p>
+    <w:p>
+      <w:pPr>
+        <w:rPr>
+          <w:lang w:val="es-419" w:eastAsia="es-CO"/>
+        </w:rPr>
+      </w:pPr>
+      <w:r>
+        <w:rPr>
+          <w:lang w:val="es-419" w:eastAsia="es-CO"/>
+        </w:rPr>
+        <w:t>Se invita a explorar en siguiente video.</w:t>
+      </w:r>
+      <w:r>
+        <w:rPr>
+          <w:lang w:val="es-419" w:eastAsia="es-CO"/>
+        </w:rPr>
+        <w:t xml:space="preserve"> </w:t>
+      </w:r>
+      <w:hyperlink r:id="rId20" w:history="1">
+        <w:r>
+          <w:rPr>
+            <w:rStyle w:val="Hipervnculo"/>
+            <w:lang w:val="es-419" w:eastAsia="es-CO"/>
+          </w:rPr>
+          <w:t>Ir al sitio</w:t>
+        </w:r>
+      </w:hyperlink>
+      <w:r>
+        <w:rPr>
+          <w:lang w:val="es-419" w:eastAsia="es-CO"/>
+        </w:rPr>
         <w:t>.</w:t>
       </w:r>
     </w:p>
@@ -9955,19 +9939,7 @@
         <w:rPr>
           <w:lang w:val="es-419" w:eastAsia="es-CO"/>
         </w:rPr>
-        <w:t>Se invita a explorar e</w:t>
-      </w:r>
-      <w:r>
-        <w:rPr>
-          <w:lang w:val="es-419" w:eastAsia="es-CO"/>
-        </w:rPr>
-        <w:t>l</w:t>
-      </w:r>
-      <w:r>
-        <w:rPr>
-          <w:lang w:val="es-419" w:eastAsia="es-CO"/>
-        </w:rPr>
-        <w:t xml:space="preserve"> siguiente video.</w:t>
+        <w:t>Se invita a explorar en siguiente video.</w:t>
       </w:r>
       <w:r>
         <w:rPr>
@@ -9975,7 +9947,7 @@
         </w:rPr>
         <w:t xml:space="preserve"> </w:t>
       </w:r>
-      <w:hyperlink r:id="rId19" w:history="1">
+      <w:hyperlink r:id="rId21" w:history="1">
         <w:r>
           <w:rPr>
             <w:rStyle w:val="Hipervnculo"/>
@@ -10132,10 +10104,10 @@
                     <pic:cNvPicPr/>
                   </pic:nvPicPr>
                   <pic:blipFill>
-                    <a:blip r:embed="rId20">
+                    <a:blip r:embed="rId22">
                       <a:extLst>
                         <a:ext uri="{96DAC541-7B7A-43D3-8B79-37D633B846F1}">
-                          <asvg:svgBlip xmlns:asvg="http://schemas.microsoft.com/office/drawing/2016/SVG/main" r:embed="rId21"/>
+                          <asvg:svgBlip xmlns:asvg="http://schemas.microsoft.com/office/drawing/2016/SVG/main" r:embed="rId23"/>
                         </a:ext>
                       </a:extLst>
                     </a:blip>
@@ -10304,7 +10276,7 @@
             <w:pPr>
               <w:pStyle w:val="TextoTablas"/>
             </w:pPr>
-            <w:hyperlink r:id="rId22" w:history="1">
+            <w:hyperlink r:id="rId24" w:history="1">
               <w:r>
                 <w:rPr>
                   <w:rStyle w:val="Hipervnculo"/>
@@ -10366,7 +10338,7 @@
             <w:pPr>
               <w:pStyle w:val="TextoTablas"/>
             </w:pPr>
-            <w:hyperlink r:id="rId23" w:history="1">
+            <w:hyperlink r:id="rId25" w:history="1">
               <w:r>
                 <w:rPr>
                   <w:rStyle w:val="Hipervnculo"/>
@@ -10437,7 +10409,7 @@
             <w:pPr>
               <w:pStyle w:val="TextoTablas"/>
             </w:pPr>
-            <w:hyperlink r:id="rId24" w:history="1">
+            <w:hyperlink r:id="rId26" w:history="1">
               <w:r>
                 <w:rPr>
                   <w:rStyle w:val="Hipervnculo"/>
@@ -10791,16 +10763,53 @@
           <w14:ligatures w14:val="none"/>
         </w:rPr>
       </w:pPr>
+      <w:proofErr w:type="spellStart"/>
       <w:r>
         <w:rPr>
           <w:rFonts w:eastAsia="Times New Roman" w:cstheme="minorHAnsi"/>
           <w:kern w:val="0"/>
           <w:szCs w:val="28"/>
           <w:bdr w:val="none" w:sz="0" w:space="0" w:color="auto" w:frame="1"/>
-          <w:lang w:val="en-US" w:eastAsia="es-CO"/>
+          <w:lang w:val="es-419" w:eastAsia="es-CO"/>
           <w14:ligatures w14:val="none"/>
         </w:rPr>
-        <w:t xml:space="preserve">Chollet, F. (2021). Deep learning con Python (2.ª ed.). </w:t>
+        <w:t>Chollet</w:t>
+      </w:r>
+      <w:proofErr w:type="spellEnd"/>
+      <w:r>
+        <w:rPr>
+          <w:rFonts w:eastAsia="Times New Roman" w:cstheme="minorHAnsi"/>
+          <w:kern w:val="0"/>
+          <w:szCs w:val="28"/>
+          <w:bdr w:val="none" w:sz="0" w:space="0" w:color="auto" w:frame="1"/>
+          <w:lang w:val="es-419" w:eastAsia="es-CO"/>
+          <w14:ligatures w14:val="none"/>
+        </w:rPr>
+        <w:t xml:space="preserve">, F. (2021). Deep </w:t>
+      </w:r>
+      <w:proofErr w:type="spellStart"/>
+      <w:r>
+        <w:rPr>
+          <w:rFonts w:eastAsia="Times New Roman" w:cstheme="minorHAnsi"/>
+          <w:kern w:val="0"/>
+          <w:szCs w:val="28"/>
+          <w:bdr w:val="none" w:sz="0" w:space="0" w:color="auto" w:frame="1"/>
+          <w:lang w:val="es-419" w:eastAsia="es-CO"/>
+          <w14:ligatures w14:val="none"/>
+        </w:rPr>
+        <w:t>learning</w:t>
+      </w:r>
+      <w:proofErr w:type="spellEnd"/>
+      <w:r>
+        <w:rPr>
+          <w:rFonts w:eastAsia="Times New Roman" w:cstheme="minorHAnsi"/>
+          <w:kern w:val="0"/>
+          <w:szCs w:val="28"/>
+          <w:bdr w:val="none" w:sz="0" w:space="0" w:color="auto" w:frame="1"/>
+          <w:lang w:val="es-419" w:eastAsia="es-CO"/>
+          <w14:ligatures w14:val="none"/>
+        </w:rPr>
+        <w:t xml:space="preserve"> con Python (2.ª ed.). </w:t>
       </w:r>
       <w:r>
         <w:rPr>
@@ -10856,10 +10865,34 @@
           <w:kern w:val="0"/>
           <w:szCs w:val="28"/>
           <w:bdr w:val="none" w:sz="0" w:space="0" w:color="auto" w:frame="1"/>
-          <w:lang w:val="en-US" w:eastAsia="es-CO"/>
+          <w:lang w:val="es-419" w:eastAsia="es-CO"/>
           <w14:ligatures w14:val="none"/>
         </w:rPr>
-        <w:t xml:space="preserve">Deep learning con Python (2.ª ed., J. Barceló, Trad.). </w:t>
+        <w:t xml:space="preserve">Deep </w:t>
+      </w:r>
+      <w:proofErr w:type="spellStart"/>
+      <w:r>
+        <w:rPr>
+          <w:rFonts w:eastAsia="Times New Roman" w:cstheme="minorHAnsi"/>
+          <w:kern w:val="0"/>
+          <w:szCs w:val="28"/>
+          <w:bdr w:val="none" w:sz="0" w:space="0" w:color="auto" w:frame="1"/>
+          <w:lang w:val="es-419" w:eastAsia="es-CO"/>
+          <w14:ligatures w14:val="none"/>
+        </w:rPr>
+        <w:t>learning</w:t>
+      </w:r>
+      <w:proofErr w:type="spellEnd"/>
+      <w:r>
+        <w:rPr>
+          <w:rFonts w:eastAsia="Times New Roman" w:cstheme="minorHAnsi"/>
+          <w:kern w:val="0"/>
+          <w:szCs w:val="28"/>
+          <w:bdr w:val="none" w:sz="0" w:space="0" w:color="auto" w:frame="1"/>
+          <w:lang w:val="es-419" w:eastAsia="es-CO"/>
+          <w14:ligatures w14:val="none"/>
+        </w:rPr>
+        <w:t xml:space="preserve"> con Python (2.ª ed., J. Barceló, Trad.). </w:t>
       </w:r>
       <w:r>
         <w:rPr>
@@ -10931,7 +10964,7 @@
         </w:rPr>
         <w:t xml:space="preserve"> </w:t>
       </w:r>
-      <w:hyperlink r:id="rId25" w:history="1">
+      <w:hyperlink r:id="rId27" w:history="1">
         <w:r>
           <w:rPr>
             <w:rStyle w:val="Hipervnculo"/>
@@ -11341,7 +11374,7 @@
         </w:rPr>
         <w:t xml:space="preserve"> </w:t>
       </w:r>
-      <w:hyperlink r:id="rId26" w:history="1">
+      <w:hyperlink r:id="rId28" w:history="1">
         <w:r>
           <w:rPr>
             <w:rStyle w:val="Hipervnculo"/>
@@ -11925,8 +11958,8 @@
       </w:pPr>
     </w:p>
     <w:sectPr>
-      <w:headerReference w:type="default" r:id="rId27"/>
-      <w:footerReference w:type="default" r:id="rId28"/>
+      <w:headerReference w:type="default" r:id="rId29"/>
+      <w:footerReference w:type="default" r:id="rId30"/>
       <w:pgSz w:w="12240" w:h="15840"/>
       <w:pgMar w:top="1701" w:right="1134" w:bottom="1134" w:left="1134" w:header="709" w:footer="737" w:gutter="0"/>
       <w:pgNumType w:start="1"/>
@@ -16003,8 +16036,23 @@
 </file>
 
 <file path=customXml/item1.xml><?xml version="1.0" encoding="utf-8"?>
-<ct:contentTypeSchema xmlns:ct="http://schemas.microsoft.com/office/2006/metadata/contentType" xmlns:ma="http://schemas.microsoft.com/office/2006/metadata/properties/metaAttributes" ct:_="" ma:_="" ma:contentTypeName="Documento" ma:contentTypeID="0x0101005D7421CBAB376F47AC1876466873BE0C" ma:contentTypeVersion="11" ma:contentTypeDescription="Crear nuevo documento." ma:contentTypeScope="" ma:versionID="c15d8ec802c26ac14d26a130a7e330ba">
-  <xsd:schema xmlns:xsd="http://www.w3.org/2001/XMLSchema" xmlns:xs="http://www.w3.org/2001/XMLSchema" xmlns:p="http://schemas.microsoft.com/office/2006/metadata/properties" xmlns:ns2="55abea07-cd72-4a95-add0-1082a24cf9e9" xmlns:ns3="285d351f-f218-493a-825f-85a9dfbde315" targetNamespace="http://schemas.microsoft.com/office/2006/metadata/properties" ma:root="true" ma:fieldsID="aaa88af0ed338276ebe02f0d1437fb40" ns2:_="" ns3:_="">
+<b:Sources xmlns:b="http://schemas.openxmlformats.org/officeDocument/2006/bibliography" xmlns="http://schemas.openxmlformats.org/officeDocument/2006/bibliography" SelectedStyle="\APASixthEditionOfficeOnline.xsl" StyleName="APA" Version="6"/>
+</file>
+
+<file path=customXml/item2.xml><?xml version="1.0" encoding="utf-8"?>
+<p:properties xmlns:p="http://schemas.microsoft.com/office/2006/metadata/properties" xmlns:xsi="http://www.w3.org/2001/XMLSchema-instance" xmlns:pc="http://schemas.microsoft.com/office/infopath/2007/PartnerControls">
+  <documentManagement>
+    <TaxCatchAll xmlns="285d351f-f218-493a-825f-85a9dfbde315" xsi:nil="true"/>
+    <lcf76f155ced4ddcb4097134ff3c332f xmlns="55abea07-cd72-4a95-add0-1082a24cf9e9">
+      <Terms xmlns="http://schemas.microsoft.com/office/infopath/2007/PartnerControls"/>
+    </lcf76f155ced4ddcb4097134ff3c332f>
+  </documentManagement>
+</p:properties>
+</file>
+
+<file path=customXml/item3.xml><?xml version="1.0" encoding="utf-8"?>
+<ct:contentTypeSchema xmlns:ct="http://schemas.microsoft.com/office/2006/metadata/contentType" xmlns:ma="http://schemas.microsoft.com/office/2006/metadata/properties/metaAttributes" ct:_="" ma:_="" ma:contentTypeName="Documento" ma:contentTypeID="0x0101005D7421CBAB376F47AC1876466873BE0C" ma:contentTypeVersion="11" ma:contentTypeDescription="Crear nuevo documento." ma:contentTypeScope="" ma:versionID="c355e60b4cde5dbb71daba652f90dcaf">
+  <xsd:schema xmlns:xsd="http://www.w3.org/2001/XMLSchema" xmlns:xs="http://www.w3.org/2001/XMLSchema" xmlns:p="http://schemas.microsoft.com/office/2006/metadata/properties" xmlns:ns2="55abea07-cd72-4a95-add0-1082a24cf9e9" xmlns:ns3="285d351f-f218-493a-825f-85a9dfbde315" targetNamespace="http://schemas.microsoft.com/office/2006/metadata/properties" ma:root="true" ma:fieldsID="af45bf235921137d7bf462656222ea5a" ns2:_="" ns3:_="">
     <xsd:import namespace="55abea07-cd72-4a95-add0-1082a24cf9e9"/>
     <xsd:import namespace="285d351f-f218-493a-825f-85a9dfbde315"/>
     <xsd:element name="properties">
@@ -16197,7 +16245,7 @@
 </ct:contentTypeSchema>
 </file>
 
-<file path=customXml/item2.xml><?xml version="1.0" encoding="utf-8"?>
+<file path=customXml/item4.xml><?xml version="1.0" encoding="utf-8"?>
 <?mso-contentType ?>
 <FormTemplates xmlns="http://schemas.microsoft.com/sharepoint/v3/contenttype/forms">
   <Display>DocumentLibraryForm</Display>
@@ -16206,23 +16254,27 @@
 </FormTemplates>
 </file>
 
-<file path=customXml/item3.xml><?xml version="1.0" encoding="utf-8"?>
-<b:Sources xmlns:b="http://schemas.openxmlformats.org/officeDocument/2006/bibliography" xmlns="http://schemas.openxmlformats.org/officeDocument/2006/bibliography" SelectedStyle="\APASixthEditionOfficeOnline.xsl" StyleName="APA" Version="6"/>
+<file path=customXml/itemProps1.xml><?xml version="1.0" encoding="utf-8"?>
+<ds:datastoreItem xmlns:ds="http://schemas.openxmlformats.org/officeDocument/2006/customXml" ds:itemID="{A9F2CEBA-C824-4C86-81A8-E32CBD0EB92D}">
+  <ds:schemaRefs>
+    <ds:schemaRef ds:uri="http://schemas.openxmlformats.org/officeDocument/2006/bibliography"/>
+  </ds:schemaRefs>
+</ds:datastoreItem>
 </file>
 
-<file path=customXml/item4.xml><?xml version="1.0" encoding="utf-8"?>
-<p:properties xmlns:p="http://schemas.microsoft.com/office/2006/metadata/properties" xmlns:xsi="http://www.w3.org/2001/XMLSchema-instance" xmlns:pc="http://schemas.microsoft.com/office/infopath/2007/PartnerControls">
-  <documentManagement>
-    <TaxCatchAll xmlns="285d351f-f218-493a-825f-85a9dfbde315" xsi:nil="true"/>
-    <lcf76f155ced4ddcb4097134ff3c332f xmlns="55abea07-cd72-4a95-add0-1082a24cf9e9">
-      <Terms xmlns="http://schemas.microsoft.com/office/infopath/2007/PartnerControls"/>
-    </lcf76f155ced4ddcb4097134ff3c332f>
-  </documentManagement>
-</p:properties>
+<file path=customXml/itemProps2.xml><?xml version="1.0" encoding="utf-8"?>
+<ds:datastoreItem xmlns:ds="http://schemas.openxmlformats.org/officeDocument/2006/customXml" ds:itemID="{26259216-AD86-464A-AEAD-95B1F9E17392}">
+  <ds:schemaRefs>
+    <ds:schemaRef ds:uri="http://schemas.microsoft.com/office/2006/metadata/properties"/>
+    <ds:schemaRef ds:uri="http://schemas.microsoft.com/office/infopath/2007/PartnerControls"/>
+    <ds:schemaRef ds:uri="285d351f-f218-493a-825f-85a9dfbde315"/>
+    <ds:schemaRef ds:uri="55abea07-cd72-4a95-add0-1082a24cf9e9"/>
+  </ds:schemaRefs>
+</ds:datastoreItem>
 </file>
 
-<file path=customXml/itemProps1.xml><?xml version="1.0" encoding="utf-8"?>
-<ds:datastoreItem xmlns:ds="http://schemas.openxmlformats.org/officeDocument/2006/customXml" ds:itemID="{C753793F-9DBF-4322-8D5A-59B46570A726}">
+<file path=customXml/itemProps3.xml><?xml version="1.0" encoding="utf-8"?>
+<ds:datastoreItem xmlns:ds="http://schemas.openxmlformats.org/officeDocument/2006/customXml" ds:itemID="{36F5D1C1-87B3-427F-B8BF-7754AA459453}">
   <ds:schemaRefs>
     <ds:schemaRef ds:uri="http://schemas.microsoft.com/office/2006/metadata/contentType"/>
     <ds:schemaRef ds:uri="http://schemas.microsoft.com/office/2006/metadata/properties/metaAttributes"/>
@@ -16240,29 +16292,10 @@
 </ds:datastoreItem>
 </file>
 
-<file path=customXml/itemProps2.xml><?xml version="1.0" encoding="utf-8"?>
+<file path=customXml/itemProps4.xml><?xml version="1.0" encoding="utf-8"?>
 <ds:datastoreItem xmlns:ds="http://schemas.openxmlformats.org/officeDocument/2006/customXml" ds:itemID="{D00A4A46-BDBD-48AC-87B9-2BA42D9CC06F}">
   <ds:schemaRefs>
     <ds:schemaRef ds:uri="http://schemas.microsoft.com/sharepoint/v3/contenttype/forms"/>
   </ds:schemaRefs>
 </ds:datastoreItem>
-</file>
-
-<file path=customXml/itemProps3.xml><?xml version="1.0" encoding="utf-8"?>
-<ds:datastoreItem xmlns:ds="http://schemas.openxmlformats.org/officeDocument/2006/customXml" ds:itemID="{A9F2CEBA-C824-4C86-81A8-E32CBD0EB92D}">
-  <ds:schemaRefs>
-    <ds:schemaRef ds:uri="http://schemas.openxmlformats.org/officeDocument/2006/bibliography"/>
-  </ds:schemaRefs>
-</ds:datastoreItem>
-</file>
-
-<file path=customXml/itemProps4.xml><?xml version="1.0" encoding="utf-8"?>
-<ds:datastoreItem xmlns:ds="http://schemas.openxmlformats.org/officeDocument/2006/customXml" ds:itemID="{26259216-AD86-464A-AEAD-95B1F9E17392}">
-  <ds:schemaRefs>
-    <ds:schemaRef ds:uri="http://schemas.microsoft.com/office/2006/metadata/properties"/>
-    <ds:schemaRef ds:uri="http://schemas.microsoft.com/office/infopath/2007/PartnerControls"/>
-    <ds:schemaRef ds:uri="285d351f-f218-493a-825f-85a9dfbde315"/>
-    <ds:schemaRef ds:uri="55abea07-cd72-4a95-add0-1082a24cf9e9"/>
-  </ds:schemaRefs>
-</ds:datastoreItem>
 </file>
--- a/fuentes/CF1_21720210_DU.docx
+++ b/fuentes/CF1_21720210_DU.docx
@@ -3,11 +3,21 @@
 <w:document xmlns:wpc="http://schemas.microsoft.com/office/word/2010/wordprocessingCanvas" xmlns:cx="http://schemas.microsoft.com/office/drawing/2014/chartex" xmlns:cx1="http://schemas.microsoft.com/office/drawing/2015/9/8/chartex" xmlns:cx2="http://schemas.microsoft.com/office/drawing/2015/10/21/chartex" xmlns:cx3="http://schemas.microsoft.com/office/drawing/2016/5/9/chartex" xmlns:cx4="http://schemas.microsoft.com/office/drawing/2016/5/10/chartex" xmlns:cx5="http://schemas.microsoft.com/office/drawing/2016/5/11/chartex" xmlns:cx6="http://schemas.microsoft.com/office/drawing/2016/5/12/chartex" xmlns:cx7="http://schemas.microsoft.com/office/drawing/2016/5/13/chartex" xmlns:cx8="http://schemas.microsoft.com/office/drawing/2016/5/14/chartex" xmlns:mc="http://schemas.openxmlformats.org/markup-compatibility/2006" xmlns:aink="http://schemas.microsoft.com/office/drawing/2016/ink" xmlns:am3d="http://schemas.microsoft.com/office/drawing/2017/model3d" xmlns:o="urn:schemas-microsoft-com:office:office" xmlns:oel="http://schemas.microsoft.com/office/2019/extlst" xmlns:r="http://schemas.openxmlformats.org/officeDocument/2006/relationships" xmlns:m="http://schemas.openxmlformats.org/officeDocument/2006/math" xmlns:v="urn:schemas-microsoft-com:vml" xmlns:wp14="http://schemas.microsoft.com/office/word/2010/wordprocessingDrawing" xmlns:wp="http://schemas.openxmlformats.org/drawingml/2006/wordprocessingDrawing" xmlns:w10="urn:schemas-microsoft-com:office:word" xmlns:w="http://schemas.openxmlformats.org/wordprocessingml/2006/main" xmlns:w14="http://schemas.microsoft.com/office/word/2010/wordml" xmlns:w15="http://schemas.microsoft.com/office/word/2012/wordml" xmlns:w16cex="http://schemas.microsoft.com/office/word/2018/wordml/cex" xmlns:w16cid="http://schemas.microsoft.com/office/word/2016/wordml/cid" xmlns:w16="http://schemas.microsoft.com/office/word/2018/wordml" xmlns:w16du="http://schemas.microsoft.com/office/word/2023/wordml/word16du" xmlns:w16sdtdh="http://schemas.microsoft.com/office/word/2020/wordml/sdtdatahash" xmlns:w16sdtfl="http://schemas.microsoft.com/office/word/2024/wordml/sdtformatlock" xmlns:w16se="http://schemas.microsoft.com/office/word/2015/wordml/symex" xmlns:wpg="http://schemas.microsoft.com/office/word/2010/wordprocessingGroup" xmlns:wpi="http://schemas.microsoft.com/office/word/2010/wordprocessingInk" xmlns:wne="http://schemas.microsoft.com/office/word/2006/wordml" xmlns:wps="http://schemas.microsoft.com/office/word/2010/wordprocessingShape" mc:Ignorable="w14 w15 w16se w16cid w16 w16cex w16sdtdh w16sdtfl w16du wp14">
   <w:body>
     <w:p>
+      <w:pPr>
+        <w:spacing w:before="0" w:after="160" w:line="259" w:lineRule="auto"/>
+        <w:ind w:firstLine="0"/>
+      </w:pPr>
+      <w:r>
+        <w:br w:type="page"/>
+      </w:r>
+    </w:p>
+    <w:p>
       <w:r>
         <w:rPr>
           <w:noProof/>
           <w:lang w:eastAsia="es-CO"/>
         </w:rPr>
+        <w:lastRenderedPageBreak/>
         <w:drawing>
           <wp:anchor distT="0" distB="0" distL="114300" distR="114300" simplePos="0" relativeHeight="251659264" behindDoc="1" locked="0" layoutInCell="1" allowOverlap="1" wp14:anchorId="6A55977C" wp14:editId="09A0FFB6">
             <wp:simplePos x="0" y="0"/>
@@ -542,10 +552,10 @@
         <w:br w:type="page"/>
       </w:r>
     </w:p>
-    <w:bookmarkStart w:id="0" w:name="_Toc213702453" w:displacedByCustomXml="next"/>
-    <w:bookmarkStart w:id="1" w:name="_Toc210667146" w:displacedByCustomXml="next"/>
-    <w:bookmarkStart w:id="2" w:name="_Toc212063365" w:displacedByCustomXml="next"/>
-    <w:bookmarkStart w:id="3" w:name="_Toc213958737" w:displacedByCustomXml="next"/>
+    <w:bookmarkStart w:id="0" w:name="_Toc213958737" w:displacedByCustomXml="next"/>
+    <w:bookmarkStart w:id="1" w:name="_Toc212063365" w:displacedByCustomXml="next"/>
+    <w:bookmarkStart w:id="2" w:name="_Toc210667146" w:displacedByCustomXml="next"/>
+    <w:bookmarkStart w:id="3" w:name="_Toc213702453" w:displacedByCustomXml="next"/>
     <w:sdt>
       <w:sdtPr>
         <w:rPr>
@@ -3191,9 +3201,9 @@
       </w:r>
       <w:r>
         <w:rPr>
-          <w:b/>
-          <w:bCs/>
-          <w:lang w:val="es-419" w:eastAsia="es-CO"/>
+          <w:rStyle w:val="Extranjerismo"/>
+          <w:b/>
+          <w:bCs/>
         </w:rPr>
         <w:t>Machine Learning</w:t>
       </w:r>
@@ -4103,27 +4113,40 @@
         </w:rPr>
         <w:t xml:space="preserve">nternet y el acceso a grandes volúmenes de información, la IA entró en una fase de expansión sin precedentes. El auge del </w:t>
       </w:r>
+      <w:proofErr w:type="spellStart"/>
       <w:r>
         <w:rPr>
           <w:rStyle w:val="Extranjerismo"/>
+          <w:lang w:val="es-CO"/>
         </w:rPr>
         <w:t>b</w:t>
       </w:r>
       <w:r>
         <w:rPr>
           <w:rStyle w:val="Extranjerismo"/>
-        </w:rPr>
-        <w:t xml:space="preserve">ig </w:t>
-      </w:r>
+          <w:lang w:val="es-CO"/>
+        </w:rPr>
+        <w:t>ig</w:t>
+      </w:r>
+      <w:proofErr w:type="spellEnd"/>
       <w:r>
         <w:rPr>
           <w:rStyle w:val="Extranjerismo"/>
+          <w:lang w:val="es-CO"/>
+        </w:rPr>
+        <w:t xml:space="preserve"> </w:t>
+      </w:r>
+      <w:r>
+        <w:rPr>
+          <w:rStyle w:val="Extranjerismo"/>
+          <w:lang w:val="es-CO"/>
         </w:rPr>
         <w:t>d</w:t>
       </w:r>
       <w:r>
         <w:rPr>
           <w:rStyle w:val="Extranjerismo"/>
+          <w:lang w:val="es-CO"/>
         </w:rPr>
         <w:t>ata</w:t>
       </w:r>
@@ -8856,13 +8879,11 @@
         <w:t xml:space="preserve">Plataformas como IBM Watson y Azure </w:t>
       </w:r>
       <w:r>
-        <w:t xml:space="preserve">Machine </w:t>
-      </w:r>
-      <w:proofErr w:type="spellStart"/>
-      <w:r>
-        <w:t>Learning</w:t>
-      </w:r>
-      <w:proofErr w:type="spellEnd"/>
+        <w:rPr>
+          <w:rStyle w:val="Extranjerismo"/>
+        </w:rPr>
+        <w:t>Machine Learning</w:t>
+      </w:r>
       <w:r>
         <w:rPr>
           <w:lang w:val="es-419" w:eastAsia="es-CO"/>
@@ -16036,10 +16057,6 @@
 </file>
 
 <file path=customXml/item1.xml><?xml version="1.0" encoding="utf-8"?>
-<b:Sources xmlns:b="http://schemas.openxmlformats.org/officeDocument/2006/bibliography" xmlns="http://schemas.openxmlformats.org/officeDocument/2006/bibliography" SelectedStyle="\APASixthEditionOfficeOnline.xsl" StyleName="APA" Version="6"/>
-</file>
-
-<file path=customXml/item2.xml><?xml version="1.0" encoding="utf-8"?>
 <p:properties xmlns:p="http://schemas.microsoft.com/office/2006/metadata/properties" xmlns:xsi="http://www.w3.org/2001/XMLSchema-instance" xmlns:pc="http://schemas.microsoft.com/office/infopath/2007/PartnerControls">
   <documentManagement>
     <TaxCatchAll xmlns="285d351f-f218-493a-825f-85a9dfbde315" xsi:nil="true"/>
@@ -16050,7 +16067,20 @@
 </p:properties>
 </file>
 
+<file path=customXml/item2.xml><?xml version="1.0" encoding="utf-8"?>
+<b:Sources xmlns:b="http://schemas.openxmlformats.org/officeDocument/2006/bibliography" xmlns="http://schemas.openxmlformats.org/officeDocument/2006/bibliography" SelectedStyle="\APASixthEditionOfficeOnline.xsl" StyleName="APA" Version="6"/>
+</file>
+
 <file path=customXml/item3.xml><?xml version="1.0" encoding="utf-8"?>
+<?mso-contentType ?>
+<FormTemplates xmlns="http://schemas.microsoft.com/sharepoint/v3/contenttype/forms">
+  <Display>DocumentLibraryForm</Display>
+  <Edit>DocumentLibraryForm</Edit>
+  <New>DocumentLibraryForm</New>
+</FormTemplates>
+</file>
+
+<file path=customXml/item4.xml><?xml version="1.0" encoding="utf-8"?>
 <ct:contentTypeSchema xmlns:ct="http://schemas.microsoft.com/office/2006/metadata/contentType" xmlns:ma="http://schemas.microsoft.com/office/2006/metadata/properties/metaAttributes" ct:_="" ma:_="" ma:contentTypeName="Documento" ma:contentTypeID="0x0101005D7421CBAB376F47AC1876466873BE0C" ma:contentTypeVersion="11" ma:contentTypeDescription="Crear nuevo documento." ma:contentTypeScope="" ma:versionID="c355e60b4cde5dbb71daba652f90dcaf">
   <xsd:schema xmlns:xsd="http://www.w3.org/2001/XMLSchema" xmlns:xs="http://www.w3.org/2001/XMLSchema" xmlns:p="http://schemas.microsoft.com/office/2006/metadata/properties" xmlns:ns2="55abea07-cd72-4a95-add0-1082a24cf9e9" xmlns:ns3="285d351f-f218-493a-825f-85a9dfbde315" targetNamespace="http://schemas.microsoft.com/office/2006/metadata/properties" ma:root="true" ma:fieldsID="af45bf235921137d7bf462656222ea5a" ns2:_="" ns3:_="">
     <xsd:import namespace="55abea07-cd72-4a95-add0-1082a24cf9e9"/>
@@ -16245,24 +16275,7 @@
 </ct:contentTypeSchema>
 </file>
 
-<file path=customXml/item4.xml><?xml version="1.0" encoding="utf-8"?>
-<?mso-contentType ?>
-<FormTemplates xmlns="http://schemas.microsoft.com/sharepoint/v3/contenttype/forms">
-  <Display>DocumentLibraryForm</Display>
-  <Edit>DocumentLibraryForm</Edit>
-  <New>DocumentLibraryForm</New>
-</FormTemplates>
-</file>
-
 <file path=customXml/itemProps1.xml><?xml version="1.0" encoding="utf-8"?>
-<ds:datastoreItem xmlns:ds="http://schemas.openxmlformats.org/officeDocument/2006/customXml" ds:itemID="{A9F2CEBA-C824-4C86-81A8-E32CBD0EB92D}">
-  <ds:schemaRefs>
-    <ds:schemaRef ds:uri="http://schemas.openxmlformats.org/officeDocument/2006/bibliography"/>
-  </ds:schemaRefs>
-</ds:datastoreItem>
-</file>
-
-<file path=customXml/itemProps2.xml><?xml version="1.0" encoding="utf-8"?>
 <ds:datastoreItem xmlns:ds="http://schemas.openxmlformats.org/officeDocument/2006/customXml" ds:itemID="{26259216-AD86-464A-AEAD-95B1F9E17392}">
   <ds:schemaRefs>
     <ds:schemaRef ds:uri="http://schemas.microsoft.com/office/2006/metadata/properties"/>
@@ -16273,7 +16286,23 @@
 </ds:datastoreItem>
 </file>
 
+<file path=customXml/itemProps2.xml><?xml version="1.0" encoding="utf-8"?>
+<ds:datastoreItem xmlns:ds="http://schemas.openxmlformats.org/officeDocument/2006/customXml" ds:itemID="{A9F2CEBA-C824-4C86-81A8-E32CBD0EB92D}">
+  <ds:schemaRefs>
+    <ds:schemaRef ds:uri="http://schemas.openxmlformats.org/officeDocument/2006/bibliography"/>
+  </ds:schemaRefs>
+</ds:datastoreItem>
+</file>
+
 <file path=customXml/itemProps3.xml><?xml version="1.0" encoding="utf-8"?>
+<ds:datastoreItem xmlns:ds="http://schemas.openxmlformats.org/officeDocument/2006/customXml" ds:itemID="{D00A4A46-BDBD-48AC-87B9-2BA42D9CC06F}">
+  <ds:schemaRefs>
+    <ds:schemaRef ds:uri="http://schemas.microsoft.com/sharepoint/v3/contenttype/forms"/>
+  </ds:schemaRefs>
+</ds:datastoreItem>
+</file>
+
+<file path=customXml/itemProps4.xml><?xml version="1.0" encoding="utf-8"?>
 <ds:datastoreItem xmlns:ds="http://schemas.openxmlformats.org/officeDocument/2006/customXml" ds:itemID="{36F5D1C1-87B3-427F-B8BF-7754AA459453}">
   <ds:schemaRefs>
     <ds:schemaRef ds:uri="http://schemas.microsoft.com/office/2006/metadata/contentType"/>
@@ -16290,12 +16319,4 @@
     <ds:schemaRef ds:uri="http://schemas.microsoft.com/internal/obd"/>
   </ds:schemaRefs>
 </ds:datastoreItem>
-</file>
-
-<file path=customXml/itemProps4.xml><?xml version="1.0" encoding="utf-8"?>
-<ds:datastoreItem xmlns:ds="http://schemas.openxmlformats.org/officeDocument/2006/customXml" ds:itemID="{D00A4A46-BDBD-48AC-87B9-2BA42D9CC06F}">
-  <ds:schemaRefs>
-    <ds:schemaRef ds:uri="http://schemas.microsoft.com/sharepoint/v3/contenttype/forms"/>
-  </ds:schemaRefs>
-</ds:datastoreItem>
 </file>
--- a/fuentes/CF1_21720210_DU.docx
+++ b/fuentes/CF1_21720210_DU.docx
@@ -4,20 +4,13 @@
   <w:body>
     <w:p>
       <w:pPr>
-        <w:spacing w:before="0" w:after="160" w:line="259" w:lineRule="auto"/>
         <w:ind w:firstLine="0"/>
       </w:pPr>
-      <w:r>
-        <w:br w:type="page"/>
-      </w:r>
-    </w:p>
-    <w:p>
       <w:r>
         <w:rPr>
           <w:noProof/>
           <w:lang w:eastAsia="es-CO"/>
         </w:rPr>
-        <w:lastRenderedPageBreak/>
         <w:drawing>
           <wp:anchor distT="0" distB="0" distL="114300" distR="114300" simplePos="0" relativeHeight="251659264" behindDoc="1" locked="0" layoutInCell="1" allowOverlap="1" wp14:anchorId="6A55977C" wp14:editId="09A0FFB6">
             <wp:simplePos x="0" y="0"/>
@@ -552,10 +545,10 @@
         <w:br w:type="page"/>
       </w:r>
     </w:p>
-    <w:bookmarkStart w:id="0" w:name="_Toc213958737" w:displacedByCustomXml="next"/>
-    <w:bookmarkStart w:id="1" w:name="_Toc212063365" w:displacedByCustomXml="next"/>
-    <w:bookmarkStart w:id="2" w:name="_Toc210667146" w:displacedByCustomXml="next"/>
-    <w:bookmarkStart w:id="3" w:name="_Toc213702453" w:displacedByCustomXml="next"/>
+    <w:bookmarkStart w:id="0" w:name="_Toc213702453" w:displacedByCustomXml="next"/>
+    <w:bookmarkStart w:id="1" w:name="_Toc210667146" w:displacedByCustomXml="next"/>
+    <w:bookmarkStart w:id="2" w:name="_Toc212063365" w:displacedByCustomXml="next"/>
+    <w:bookmarkStart w:id="3" w:name="_Toc213958737" w:displacedByCustomXml="next"/>
     <w:sdt>
       <w:sdtPr>
         <w:rPr>
@@ -3204,9 +3197,21 @@
           <w:rStyle w:val="Extranjerismo"/>
           <w:b/>
           <w:bCs/>
-        </w:rPr>
-        <w:t>Machine Learning</w:t>
-      </w:r>
+          <w:lang w:val="es-CO"/>
+        </w:rPr>
+        <w:t xml:space="preserve">Machine </w:t>
+      </w:r>
+      <w:proofErr w:type="spellStart"/>
+      <w:r>
+        <w:rPr>
+          <w:rStyle w:val="Extranjerismo"/>
+          <w:b/>
+          <w:bCs/>
+          <w:lang w:val="es-CO"/>
+        </w:rPr>
+        <w:t>Learning</w:t>
+      </w:r>
+      <w:proofErr w:type="spellEnd"/>
       <w:r>
         <w:rPr>
           <w:lang w:val="es-419" w:eastAsia="es-CO"/>
@@ -8881,9 +8886,19 @@
       <w:r>
         <w:rPr>
           <w:rStyle w:val="Extranjerismo"/>
-        </w:rPr>
-        <w:t>Machine Learning</w:t>
-      </w:r>
+          <w:lang w:val="es-CO"/>
+        </w:rPr>
+        <w:t xml:space="preserve">Machine </w:t>
+      </w:r>
+      <w:proofErr w:type="spellStart"/>
+      <w:r>
+        <w:rPr>
+          <w:rStyle w:val="Extranjerismo"/>
+          <w:lang w:val="es-CO"/>
+        </w:rPr>
+        <w:t>Learning</w:t>
+      </w:r>
+      <w:proofErr w:type="spellEnd"/>
       <w:r>
         <w:rPr>
           <w:lang w:val="es-419" w:eastAsia="es-CO"/>
@@ -16057,6 +16072,10 @@
 </file>
 
 <file path=customXml/item1.xml><?xml version="1.0" encoding="utf-8"?>
+<b:Sources xmlns:b="http://schemas.openxmlformats.org/officeDocument/2006/bibliography" xmlns="http://schemas.openxmlformats.org/officeDocument/2006/bibliography" SelectedStyle="\APASixthEditionOfficeOnline.xsl" StyleName="APA" Version="6"/>
+</file>
+
+<file path=customXml/item2.xml><?xml version="1.0" encoding="utf-8"?>
 <p:properties xmlns:p="http://schemas.microsoft.com/office/2006/metadata/properties" xmlns:xsi="http://www.w3.org/2001/XMLSchema-instance" xmlns:pc="http://schemas.microsoft.com/office/infopath/2007/PartnerControls">
   <documentManagement>
     <TaxCatchAll xmlns="285d351f-f218-493a-825f-85a9dfbde315" xsi:nil="true"/>
@@ -16067,20 +16086,7 @@
 </p:properties>
 </file>
 
-<file path=customXml/item2.xml><?xml version="1.0" encoding="utf-8"?>
-<b:Sources xmlns:b="http://schemas.openxmlformats.org/officeDocument/2006/bibliography" xmlns="http://schemas.openxmlformats.org/officeDocument/2006/bibliography" SelectedStyle="\APASixthEditionOfficeOnline.xsl" StyleName="APA" Version="6"/>
-</file>
-
 <file path=customXml/item3.xml><?xml version="1.0" encoding="utf-8"?>
-<?mso-contentType ?>
-<FormTemplates xmlns="http://schemas.microsoft.com/sharepoint/v3/contenttype/forms">
-  <Display>DocumentLibraryForm</Display>
-  <Edit>DocumentLibraryForm</Edit>
-  <New>DocumentLibraryForm</New>
-</FormTemplates>
-</file>
-
-<file path=customXml/item4.xml><?xml version="1.0" encoding="utf-8"?>
 <ct:contentTypeSchema xmlns:ct="http://schemas.microsoft.com/office/2006/metadata/contentType" xmlns:ma="http://schemas.microsoft.com/office/2006/metadata/properties/metaAttributes" ct:_="" ma:_="" ma:contentTypeName="Documento" ma:contentTypeID="0x0101005D7421CBAB376F47AC1876466873BE0C" ma:contentTypeVersion="11" ma:contentTypeDescription="Crear nuevo documento." ma:contentTypeScope="" ma:versionID="c355e60b4cde5dbb71daba652f90dcaf">
   <xsd:schema xmlns:xsd="http://www.w3.org/2001/XMLSchema" xmlns:xs="http://www.w3.org/2001/XMLSchema" xmlns:p="http://schemas.microsoft.com/office/2006/metadata/properties" xmlns:ns2="55abea07-cd72-4a95-add0-1082a24cf9e9" xmlns:ns3="285d351f-f218-493a-825f-85a9dfbde315" targetNamespace="http://schemas.microsoft.com/office/2006/metadata/properties" ma:root="true" ma:fieldsID="af45bf235921137d7bf462656222ea5a" ns2:_="" ns3:_="">
     <xsd:import namespace="55abea07-cd72-4a95-add0-1082a24cf9e9"/>
@@ -16275,7 +16281,24 @@
 </ct:contentTypeSchema>
 </file>
 
+<file path=customXml/item4.xml><?xml version="1.0" encoding="utf-8"?>
+<?mso-contentType ?>
+<FormTemplates xmlns="http://schemas.microsoft.com/sharepoint/v3/contenttype/forms">
+  <Display>DocumentLibraryForm</Display>
+  <Edit>DocumentLibraryForm</Edit>
+  <New>DocumentLibraryForm</New>
+</FormTemplates>
+</file>
+
 <file path=customXml/itemProps1.xml><?xml version="1.0" encoding="utf-8"?>
+<ds:datastoreItem xmlns:ds="http://schemas.openxmlformats.org/officeDocument/2006/customXml" ds:itemID="{A9F2CEBA-C824-4C86-81A8-E32CBD0EB92D}">
+  <ds:schemaRefs>
+    <ds:schemaRef ds:uri="http://schemas.openxmlformats.org/officeDocument/2006/bibliography"/>
+  </ds:schemaRefs>
+</ds:datastoreItem>
+</file>
+
+<file path=customXml/itemProps2.xml><?xml version="1.0" encoding="utf-8"?>
 <ds:datastoreItem xmlns:ds="http://schemas.openxmlformats.org/officeDocument/2006/customXml" ds:itemID="{26259216-AD86-464A-AEAD-95B1F9E17392}">
   <ds:schemaRefs>
     <ds:schemaRef ds:uri="http://schemas.microsoft.com/office/2006/metadata/properties"/>
@@ -16286,23 +16309,7 @@
 </ds:datastoreItem>
 </file>
 
-<file path=customXml/itemProps2.xml><?xml version="1.0" encoding="utf-8"?>
-<ds:datastoreItem xmlns:ds="http://schemas.openxmlformats.org/officeDocument/2006/customXml" ds:itemID="{A9F2CEBA-C824-4C86-81A8-E32CBD0EB92D}">
-  <ds:schemaRefs>
-    <ds:schemaRef ds:uri="http://schemas.openxmlformats.org/officeDocument/2006/bibliography"/>
-  </ds:schemaRefs>
-</ds:datastoreItem>
-</file>
-
 <file path=customXml/itemProps3.xml><?xml version="1.0" encoding="utf-8"?>
-<ds:datastoreItem xmlns:ds="http://schemas.openxmlformats.org/officeDocument/2006/customXml" ds:itemID="{D00A4A46-BDBD-48AC-87B9-2BA42D9CC06F}">
-  <ds:schemaRefs>
-    <ds:schemaRef ds:uri="http://schemas.microsoft.com/sharepoint/v3/contenttype/forms"/>
-  </ds:schemaRefs>
-</ds:datastoreItem>
-</file>
-
-<file path=customXml/itemProps4.xml><?xml version="1.0" encoding="utf-8"?>
 <ds:datastoreItem xmlns:ds="http://schemas.openxmlformats.org/officeDocument/2006/customXml" ds:itemID="{36F5D1C1-87B3-427F-B8BF-7754AA459453}">
   <ds:schemaRefs>
     <ds:schemaRef ds:uri="http://schemas.microsoft.com/office/2006/metadata/contentType"/>
@@ -16319,4 +16326,12 @@
     <ds:schemaRef ds:uri="http://schemas.microsoft.com/internal/obd"/>
   </ds:schemaRefs>
 </ds:datastoreItem>
+</file>
+
+<file path=customXml/itemProps4.xml><?xml version="1.0" encoding="utf-8"?>
+<ds:datastoreItem xmlns:ds="http://schemas.openxmlformats.org/officeDocument/2006/customXml" ds:itemID="{D00A4A46-BDBD-48AC-87B9-2BA42D9CC06F}">
+  <ds:schemaRefs>
+    <ds:schemaRef ds:uri="http://schemas.microsoft.com/sharepoint/v3/contenttype/forms"/>
+  </ds:schemaRefs>
+</ds:datastoreItem>
 </file>